--- a/PRDs/CR/CBM-Domain-PRD-ClientRecruiting.docx
+++ b/PRDs/CR/CBM-Domain-PRD-ClientRecruiting.docx
@@ -96,7 +96,7 @@
                 <w:b w:val="0"/>
                 <w:sz w:val="20"/>
               </w:rPr>
-              <w:t>1.0</w:t>
+              <w:t>1.1</w:t>
             </w:r>
           </w:p>
         </w:tc>
@@ -190,7 +190,7 @@
                 <w:b w:val="0"/>
                 <w:sz w:val="20"/>
               </w:rPr>
-              <w:t>04-16-26 23:00</w:t>
+              <w:t>04-20-26 15:17</w:t>
             </w:r>
           </w:p>
         </w:tc>
@@ -284,7 +284,7 @@
                 <w:b w:val="0"/>
                 <w:sz w:val="20"/>
               </w:rPr>
-              <w:t>CBM-Master-PRD.docx v2.5, CBM-Entity-Inventory.docx v1.4, Contact-Entity-PRD.docx v1.5, Account-Entity-PRD.docx v1.5, CBM-Domain-Overview-ClientRecruiting.docx v1.2, CBM-SubDomain-Overview-Partner.docx v1.0, CBM-SubDomain-Overview-Marketing.docx v1.2, CBM-SubDomain-Overview-Events.docx v1.0, CBM-SubDomain-Overview-Reactivate.docx v1.0, CR-PARTNER-PROSPECT.docx v1.0, CR-PARTNER-MANAGE.docx v1.0, CR-MARKETING-CONTACTS.docx v1.0, CR-MARKETING-CAMPAIGNS.docx v1.0, CR-EVENTS-MANAGE.docx v1.0, CR-EVENTS-CONVERT.docx v1.0, CR-REACTIVATE-OUTREACH.docx v1.0</w:t>
+              <w:t>CBM-Master-PRD.docx v2.5, CBM-Entity-Inventory.docx v1.5, Contact-Entity-PRD.docx v1.6, Account-Entity-PRD.docx v1.6, CBM-Domain-Overview-ClientRecruiting.docx v1.3, CBM-SubDomain-Overview-Partner.docx v1.0, CBM-SubDomain-Overview-Marketing.docx v1.3, CBM-SubDomain-Overview-Events.docx v1.0, CBM-SubDomain-Overview-Reactivate.docx v1.0, CR-PARTNER-PROSPECT.docx v1.0, CR-PARTNER-MANAGE.docx v1.0, CR-MARKETING-CONTACTS.docx v1.0, CR-MARKETING-CAMPAIGNS.docx v1.0, CR-EVENTS-MANAGE.docx v1.0, CR-EVENTS-CONVERT.docx v1.0, CR-REACTIVATE-OUTREACH.docx v1.0</w:t>
             </w:r>
           </w:p>
         </w:tc>
@@ -5135,7 +5135,7 @@
           <w:b w:val="0"/>
           <w:sz w:val="22"/>
         </w:rPr>
-        <w:t>The CRM hosts a web inquiry form that any prospect may submit through CBM’s public website. The form collects eleven fields: first name (required), last name (required), email (required), phone, company name, company website, city, state, zip, howDidYouHearAboutCbm (single-select from a 10-value enum), and message/interest area (free text). Everything after email is optional.</w:t>
+        <w:t>The CRM hosts a web inquiry form that any prospect may submit through CBM’s public website. The form collects eleven fields: first name (required), last name (required), email (required), phone, company name, company website, city, state, zip, howDidYouHearAboutCbm (single-select from an 8-value enum), and message/interest area (free text). Everything after email is optional.</w:t>
       </w:r>
     </w:p>
     <w:p>
@@ -5868,7 +5868,7 @@
           <w:b w:val="0"/>
           <w:sz w:val="22"/>
         </w:rPr>
-        <w:t>2. Source Attribution Rollup — counts of Contacts grouped by howDidYouHearAboutCbm value across the 10-value enum, with optional rollup to the CR sub-domain channel mapping established in the Sub-Domain Overview (Marketing channel, Partner channel, Event channel, Reactivation channel, Other). Includes a conversion-rate column showing the percent of Contacts from each source that reached prospectStatus = Converted. Filterable by date range. Used for channel effectiveness analysis and marketing spend allocation decisions.</w:t>
+        <w:t>2. Source Attribution Rollup — counts of Contacts grouped by howDidYouHearAboutCbm value across the 8-value enum, with optional rollup to the CR sub-domain channel mapping established in the Sub-Domain Overview (Marketing channel, Partner channel, Event channel, Reactivation channel, Other). Includes a conversion-rate column showing the percent of Contacts from each source that reached prospectStatus = Converted. Filterable by date range. Used for channel effectiveness analysis and marketing spend allocation decisions.</w:t>
       </w:r>
     </w:p>
     <w:p>
@@ -6315,7 +6315,7 @@
                 <w:b w:val="0"/>
                 <w:sz w:val="20"/>
               </w:rPr>
-              <w:t>The system must provide a web-hosted prospect inquiry form that collects the following fields: first name (required), last name (required), email (required), phone (optional), company name (optional), company website (optional), city (optional), state (optional), zip (optional), howDidYouHearAboutCbm (optional, single-select from the 10-value enum), and message/interest area (optional, free text).</w:t>
+              <w:t>The system must provide a web-hosted prospect inquiry form that collects the following fields: first name (required), last name (required), email (required), phone (optional), company name (optional), company website (optional), city (optional), state (optional), zip (optional), howDidYouHearAboutCbm (optional, single-select from the 8-value enum), and message/interest area (optional, free text).</w:t>
             </w:r>
           </w:p>
         </w:tc>
@@ -8899,7 +8899,7 @@
                 <w:b w:val="0"/>
                 <w:sz w:val="20"/>
               </w:rPr>
-              <w:t>The system must provide an on-demand standing report titled “Source Attribution Rollup” showing counts of Contacts grouped by howDidYouHearAboutCbm value across the 10-value enum, with optional rollup to the CR sub-domain channel mapping established in the Sub-Domain Overview, including a conversion-rate column showing the percent of Contacts from each source that reached prospectStatus = Converted. Filterable by date range.</w:t>
+              <w:t>The system must provide an on-demand standing report titled “Source Attribution Rollup” showing counts of Contacts grouped by howDidYouHearAboutCbm value across the 8-value enum, with optional rollup to the CR sub-domain channel mapping established in the Sub-Domain Overview, including a conversion-rate column showing the percent of Contacts from each source that reached prospectStatus = Converted. Filterable by date range.</w:t>
             </w:r>
           </w:p>
         </w:tc>
@@ -9488,7 +9488,7 @@
                 <w:b/>
                 <w:sz w:val="20"/>
               </w:rPr>
-              <w:t>Read by web inquiry form configuration (REQ-009), single-record manual entry (REQ-025), import column mapping (REQ-014), and the Source Attribution Rollup report (REQ-056). The 10-value list and its sub-domain channel mapping are upstream-locked by the Sub-Domain Overview.</w:t>
+              <w:t>Read by web inquiry form configuration (REQ-009), single-record manual entry (REQ-025), import column mapping (REQ-014), and the Source Attribution Rollup report (REQ-056). The 8-value list and its sub-domain channel mapping are upstream-locked by the Sub-Domain Overview.</w:t>
             </w:r>
           </w:p>
         </w:tc>
@@ -9511,7 +9511,7 @@
                 <w:b w:val="0"/>
                 <w:sz w:val="20"/>
               </w:rPr>
-              <w:t>Read by web inquiry form configuration (REQ-009), single-record manual entry (REQ-025), import column mapping (REQ-014), and the Source Attribution Rollup report (REQ-056). The 10-value list and its sub-domain channel mapping are upstream-locked by the Sub-Domain Overview.</w:t>
+              <w:t>Read by web inquiry form configuration (REQ-009), single-record manual entry (REQ-025), import column mapping (REQ-014), and the Source Attribution Rollup report (REQ-056). The 8-value list and its sub-domain channel mapping are upstream-locked by the Sub-Domain Overview.</w:t>
             </w:r>
           </w:p>
         </w:tc>
@@ -10931,7 +10931,7 @@
           <w:b w:val="0"/>
           <w:sz w:val="22"/>
         </w:rPr>
-        <w:t>When a prospect clicks a link in a campaign email or SMS, lands on the CRM-hosted web inquiry form, and submits it, the system captures the tracking parameter embedded in the campaign link URL. The system uses this parameter to write howDidYouHearAboutCbm = Email Marketing at Point 1 (Contact creation) and logs the specific campaign reference in sourceAttributionDetails. This follows the layered authority policy established in the Sub-Domain Overview: the system-known source at Point 1 takes precedence over the applicant’s self-report at Point 2, and the Client Administrator can override at Point 3.</w:t>
+        <w:t>When a prospect clicks a link in a campaign email or SMS, lands on the CRM-hosted web inquiry form, and submits it, the system captures the tracking parameter embedded in the campaign link URL. The system uses this parameter to write howDidYouHearAboutCbm = CBM Email at Point 1 (Contact creation) and logs the specific campaign reference in sourceAttributionDetails. This follows the layered authority policy established in the Sub-Domain Overview: the system-known source at Point 1 takes precedence over the applicant’s self-report at Point 2, and the Client Administrator can override at Point 3.</w:t>
       </w:r>
     </w:p>
     <w:p>
@@ -11811,7 +11811,7 @@
                 <w:b w:val="0"/>
                 <w:sz w:val="20"/>
               </w:rPr>
-              <w:t>The system must support tracking parameters in campaign link URLs such that when a prospect clicks a campaign link and submits the CRM-hosted web inquiry form, the system captures the tracking parameter and writes howDidYouHearAboutCbm = Email Marketing at Point 1 (Contact creation) with the specific campaign reference logged in sourceAttributionDetails. This write follows the layered authority policy established in the Sub-Domain Overview.</w:t>
+              <w:t>The system must support tracking parameters in campaign link URLs such that when a prospect clicks a campaign link and submits the CRM-hosted web inquiry form, the system captures the tracking parameter and writes howDidYouHearAboutCbm = CBM Email at Point 1 (Contact creation) with the specific campaign reference logged in sourceAttributionDetails. This write follows the layered authority policy established in the Sub-Domain Overview.</w:t>
             </w:r>
           </w:p>
         </w:tc>
@@ -20347,7 +20347,7 @@
           <w:b w:val="0"/>
           <w:sz w:val="22"/>
         </w:rPr>
-        <w:t>Conversion attribution uses the howDidYouHearAboutCbm field’s Returning Client value. When a former client or a lapsed prospect re-applies, the application form’s self-reported howDidYouHearAboutCbm value follows the layered authority policy: Point 2 writes only if the field is currently blank (preserving any Point 1 value set at original Contact creation), and Point 3 allows Client Administrator override. The Returning Client value rolls up to CR-REACTIVATE in the cross-sub-domain channel effectiveness analysis.</w:t>
+        <w:t>Conversion attribution for reactivation is measured through Campaign Engagement records whose related Campaign has channel = Reactivation. When a Contact who received a reactivation Campaign subsequently submits a mentoring application, the Campaign Engagement record plus the Account.applicantSince timestamp set by MN-INTAKE provide the attribution signal. The howDidYouHearAboutCbm field is not used for reactivation attribution — the 8-value list adopted in v1.1 per MR-Y9-EXC-005 does not include a Returning Client value. Reactivation outbound rolls up to CR-REACTIVATE via Campaign.channel = Reactivation rather than through howDidYouHearAboutCbm.</w:t>
       </w:r>
     </w:p>
     <w:p>
@@ -20450,20 +20450,20 @@
           <w:b w:val="0"/>
           <w:sz w:val="22"/>
         </w:rPr>
-        <w:t>A per-Contact detail report showing individual conversions attributable to reactivation outreach. Each row is one Contact who submitted an application with howDidYouHearAboutCbm = Returning Client within the configurable date range. Columns: Contact Name, Email, Population (derived from the population field on the Contact’s most recent reactivation Campaign), Last Reactivation Send Date (lastReactivationSentAt), Application Date (Account.applicantSince), Days from Last Send to Application (applicantSince minus lastReactivationSentAt), howDidYouHearAboutCbm. The trailing date range defaults to 12 months on Account.applicantSince and is adjustable. Contacts with howDidYouHearAboutCbm = Returning Client but no lastReactivationSentAt value are included with the send date shown as blank, allowing the Client Recruiter to distinguish reactivation-influenced conversions from organic returns.</w:t>
-      </w:r>
-    </w:p>
-    <w:p>
-      <w:pPr>
-        <w:spacing w:after="120"/>
-      </w:pPr>
-      <w:r>
-        <w:rPr>
-          <w:rFonts w:ascii="Arial" w:hAnsi="Arial"/>
-          <w:b w:val="0"/>
-          <w:sz w:val="22"/>
-        </w:rPr>
-        <w:t>CR-REACTIVATE does not own the cross-sub-domain channel effectiveness report comparing partner referrals, marketing campaigns, events, and reactivation outreach. That report is governed by CR Domain Reconciliation (Phase 5). CR-REACTIVATE contributes the Returning Client attribution data and reactivation Campaign performance data as inputs.</w:t>
+        <w:t>A per-Contact detail report showing individual conversions attributable to reactivation outreach. Each row is one Contact identified by joining Campaign Engagement records (related Campaign.channel = Reactivation, within a configurable look-back window) to Account.applicantSince within the trailing date range. Columns: Contact Name, Email, Population (derived from the population field on the most recent reactivation Campaign engaged), Last Reactivation Send Date (lastReactivationSentAt), Application Date (Account.applicantSince), Days from Last Send to Application (applicantSince minus lastReactivationSentAt). The look-back window on Campaign send date defaults to 180 days and is adjustable. The trailing date range on Account.applicantSince defaults to 12 months and is adjustable. Contacts with an applicantSince within the trailing range but no qualifying Campaign Engagement record are excluded from this report; organic returns are not attributed to reactivation.</w:t>
+      </w:r>
+    </w:p>
+    <w:p>
+      <w:pPr>
+        <w:spacing w:after="120"/>
+      </w:pPr>
+      <w:r>
+        <w:rPr>
+          <w:rFonts w:ascii="Arial" w:hAnsi="Arial"/>
+          <w:b w:val="0"/>
+          <w:sz w:val="22"/>
+        </w:rPr>
+        <w:t>CR-REACTIVATE does not own the cross-sub-domain channel effectiveness report comparing partner referrals, marketing campaigns, events, and reactivation outreach. That report is governed by CR Domain Reconciliation (Phase 5). CR-REACTIVATE contributes reactivation Campaign Engagement and Campaign performance data as inputs; reactivation attribution is read through Campaign.channel = Reactivation rather than through howDidYouHearAboutCbm.</w:t>
       </w:r>
     </w:p>
     <w:p>
@@ -20614,7 +20614,7 @@
           <w:b w:val="0"/>
           <w:sz w:val="22"/>
         </w:rPr>
-        <w:t>Handoff to CR Domain Reconciliation. CR-REACTIVATE contributes reactivation Campaign performance data and Returning Client attribution data to the cross-sub-domain channel effectiveness analysis that CR Domain Reconciliation (Phase 5) will define. The handoff is the commitment to expose the raw fields as queryable; no report output is generated by this process for Phase 5 consumption.</w:t>
+        <w:t>Handoff to CR Domain Reconciliation. CR-REACTIVATE contributes reactivation Campaign performance data and Campaign Engagement records (where Campaign.channel = Reactivation) to the cross-sub-domain channel effectiveness analysis that CR Domain Reconciliation (Phase 5) will define. The handoff is the commitment to expose the raw fields as queryable; no report output is generated by this process for Phase 5 consumption.</w:t>
       </w:r>
     </w:p>
     <w:p>
@@ -21808,7 +21808,7 @@
                 <w:b w:val="0"/>
                 <w:sz w:val="20"/>
               </w:rPr>
-              <w:t>The system must provide an on-demand report titled “Reactivation Conversion Attribution” showing per-Contact rows for Contacts with howDidYouHearAboutCbm = Returning Client within a configurable date range. Columns: Contact Name, Email, Population, Last Reactivation Send Date, Application Date, Days from Last Send to Application, howDidYouHearAboutCbm. The trailing date range defaults to 12 months and is adjustable.</w:t>
+              <w:t>The system must provide an on-demand report titled “Reactivation Conversion Attribution” identifying converting Contacts via Campaign Engagement records whose related Campaign has channel = Reactivation within a configurable look-back window (default 180 days), joined to Account.applicantSince within a configurable trailing date range (default 12 months). Columns: Contact Name, Email, Population, Last Reactivation Send Date, Application Date, Days from Last Send to Application. Both the look-back window and the trailing date range are adjustable. Contacts with an applicantSince within the trailing range but no qualifying Campaign Engagement record are excluded.</w:t>
             </w:r>
           </w:p>
         </w:tc>
@@ -22123,7 +22123,7 @@
           <w:b w:val="0"/>
           <w:sz w:val="22"/>
         </w:rPr>
-        <w:t>howDidYouHearAboutCbm (enum, 10 values): Partner Referral, Workshop or Event, Email Marketing, Social Media, Search Engine, CBM Website, News or Media, Personal Referral, Returning Client, Other. Written at Point 1 (Contact creation) when source is system-known; written at Point 2 (application) when self-reported; overridable at Point 3 by Client Administrator. Rolls up to CR sub-domains for channel effectiveness reporting: Partner Referral → CR-PARTNER; Workshop or Event → CR-EVENTS; Email Marketing, Social Media, Search Engine, CBM Website, News or Media → CR-MARKETING; Returning Client → CR-REACTIVATE; Personal Referral, Other → organic/unattributed. Defined in: CR-MARKETING SDO v1.0, Contact Entity PRD v1.3.</w:t>
+        <w:t>howDidYouHearAboutCbm (enum, 8 values): Partner Referral, Social Media, CBM Email, Workshop or Event, Search Engine, News or Media, Personal Referral, Other. Written at Point 1 (Contact creation) when source is system-known; written at Point 2 (application) when self-reported; overridable at Point 3 by Client Administrator. Rolls up to CR sub-domains for channel effectiveness reporting: Partner Referral → CR-PARTNER; Workshop or Event → CR-EVENTS; CBM Email, Social Media, Search Engine, News or Media → CR-MARKETING; Personal Referral, Other → organic/unattributed. Reactivation outbound is not rolled up through howDidYouHearAboutCbm; reactivation effectiveness is measured through Campaign tracking where Campaign.channel = Reactivation. The 8-value list supersedes the v1.0 10-value list per MR-Y9-EXC-005 (programs/MR/EXCEPTIONS.md). Defined in: CR-MARKETING SDO v1.3, Contact Entity PRD v1.6.</w:t>
       </w:r>
     </w:p>
     <w:p>
@@ -24392,6 +24392,100 @@
                 <w:sz w:val="20"/>
               </w:rPr>
               <w:t>CR-REACTIVATE-OUTREACH</w:t>
+            </w:r>
+          </w:p>
+        </w:tc>
+      </w:tr>
+      <w:tr>
+        <w:tc>
+          <w:tcPr>
+            <w:tcW w:type="dxa" w:w="2340"/>
+            <w:shd w:fill="F2F7FB" w:val="clear"/>
+            <w:tcBorders>
+              <w:top w:val="single" w:sz="4" w:space="0" w:color="AAAAAA"/>
+              <w:left w:val="single" w:sz="4" w:space="0" w:color="AAAAAA"/>
+              <w:bottom w:val="single" w:sz="4" w:space="0" w:color="AAAAAA"/>
+              <w:right w:val="single" w:sz="4" w:space="0" w:color="AAAAAA"/>
+            </w:tcBorders>
+          </w:tcPr>
+          <w:p>
+            <w:r/>
+            <w:r>
+              <w:rPr>
+                <w:rFonts w:ascii="Arial" w:hAnsi="Arial"/>
+                <w:b/>
+                <w:sz w:val="20"/>
+              </w:rPr>
+              <w:t>CR-DEC-024</w:t>
+            </w:r>
+          </w:p>
+        </w:tc>
+        <w:tc>
+          <w:tcPr>
+            <w:tcW w:type="dxa" w:w="2340"/>
+            <w:shd w:fill="F2F7FB" w:val="clear"/>
+            <w:tcBorders>
+              <w:top w:val="single" w:sz="4" w:space="0" w:color="AAAAAA"/>
+              <w:left w:val="single" w:sz="4" w:space="0" w:color="AAAAAA"/>
+              <w:bottom w:val="single" w:sz="4" w:space="0" w:color="AAAAAA"/>
+              <w:right w:val="single" w:sz="4" w:space="0" w:color="AAAAAA"/>
+            </w:tcBorders>
+          </w:tcPr>
+          <w:p>
+            <w:r/>
+            <w:r>
+              <w:rPr>
+                <w:rFonts w:ascii="Arial" w:hAnsi="Arial"/>
+                <w:b w:val="0"/>
+                <w:sz w:val="20"/>
+              </w:rPr>
+              <w:t>howDidYouHearAboutCbm uses an 8-value list (Partner Referral, Social Media, CBM Email, Workshop or Event, Search Engine, News or Media, Personal Referral, Other). Supersedes the v1.0 10-value list. Reactivation outbound is tracked via Campaign.channel = Reactivation rather than a Returning Client enum value.</w:t>
+            </w:r>
+          </w:p>
+        </w:tc>
+        <w:tc>
+          <w:tcPr>
+            <w:tcW w:type="dxa" w:w="2340"/>
+            <w:shd w:fill="F2F7FB" w:val="clear"/>
+            <w:tcBorders>
+              <w:top w:val="single" w:sz="4" w:space="0" w:color="AAAAAA"/>
+              <w:left w:val="single" w:sz="4" w:space="0" w:color="AAAAAA"/>
+              <w:bottom w:val="single" w:sz="4" w:space="0" w:color="AAAAAA"/>
+              <w:right w:val="single" w:sz="4" w:space="0" w:color="AAAAAA"/>
+            </w:tcBorders>
+          </w:tcPr>
+          <w:p>
+            <w:r/>
+            <w:r>
+              <w:rPr>
+                <w:rFonts w:ascii="Arial" w:hAnsi="Arial"/>
+                <w:b w:val="0"/>
+                <w:sz w:val="20"/>
+              </w:rPr>
+              <w:t>Aligns the CR domain with the MR Phase 9 YAML generation outcome (MR-Y9-EXC-005, programs/MR/EXCEPTIONS.md). Reactivation attribution migrates from an enum value to Campaign tracking so the same mechanism serves both marketing-platform and CRM-native channels uniformly.</w:t>
+            </w:r>
+          </w:p>
+        </w:tc>
+        <w:tc>
+          <w:tcPr>
+            <w:tcW w:type="dxa" w:w="2340"/>
+            <w:shd w:fill="F2F7FB" w:val="clear"/>
+            <w:tcBorders>
+              <w:top w:val="single" w:sz="4" w:space="0" w:color="AAAAAA"/>
+              <w:left w:val="single" w:sz="4" w:space="0" w:color="AAAAAA"/>
+              <w:bottom w:val="single" w:sz="4" w:space="0" w:color="AAAAAA"/>
+              <w:right w:val="single" w:sz="4" w:space="0" w:color="AAAAAA"/>
+            </w:tcBorders>
+          </w:tcPr>
+          <w:p>
+            <w:r/>
+            <w:r>
+              <w:rPr>
+                <w:rFonts w:ascii="Arial" w:hAnsi="Arial"/>
+                <w:b w:val="0"/>
+                <w:sz w:val="20"/>
+              </w:rPr>
+              <w:t>v1.1 Carry-Forward</w:t>
             </w:r>
           </w:p>
         </w:tc>
@@ -26616,6 +26710,263 @@
         </w:rPr>
         <w:t>A: Three conflicts found, all resolved: Campaign status lifecycle unified (CR-RECON-DEC-001), Campaign Engagement event types unified (CR-RECON-DEC-002), reactivation saved-list emailOptOut criterion clarified (CR-RECON-DEC-003). Zero status value conflicts, zero persona role conflicts, zero cross-process gaps beyond the three cross-sub-domain items resolved above.</w:t>
       </w:r>
+    </w:p>
+    <w:p>
+      <w:pPr>
+        <w:pStyle w:val="Heading1"/>
+        <w:pageBreakBefore/>
+      </w:pPr>
+      <w:r>
+        <w:rPr>
+          <w:rFonts w:ascii="Arial" w:hAnsi="Arial"/>
+          <w:color w:val="1F3864"/>
+        </w:rPr>
+        <w:t>8. Change Log</w:t>
+      </w:r>
+    </w:p>
+    <w:p>
+      <w:pPr>
+        <w:spacing w:after="120"/>
+      </w:pPr>
+      <w:r>
+        <w:rPr>
+          <w:rFonts w:ascii="Arial" w:hAnsi="Arial"/>
+          <w:b w:val="0"/>
+          <w:sz w:val="22"/>
+        </w:rPr>
+        <w:t>Revision history for this document. The Last Updated value in the metadata table reflects the most recent entry below.</w:t>
+      </w:r>
+    </w:p>
+    <w:tbl>
+      <w:tblPr>
+        <w:tblW w:type="auto" w:w="0"/>
+        <w:jc w:val="center"/>
+        <w:tblLook w:firstColumn="1" w:firstRow="1" w:lastColumn="0" w:lastRow="0" w:noHBand="0" w:noVBand="1" w:val="04A0"/>
+      </w:tblPr>
+      <w:tblGrid>
+        <w:gridCol w:w="1400"/>
+        <w:gridCol w:w="1800"/>
+        <w:gridCol w:w="6160"/>
+      </w:tblGrid>
+      <w:tr>
+        <w:tc>
+          <w:tcPr>
+            <w:tcW w:type="dxa" w:w="1400"/>
+            <w:shd w:fill="1F3864" w:val="clear"/>
+            <w:tcBorders>
+              <w:top w:val="single" w:sz="4" w:space="0" w:color="AAAAAA"/>
+              <w:left w:val="single" w:sz="4" w:space="0" w:color="AAAAAA"/>
+              <w:bottom w:val="single" w:sz="4" w:space="0" w:color="AAAAAA"/>
+              <w:right w:val="single" w:sz="4" w:space="0" w:color="AAAAAA"/>
+            </w:tcBorders>
+          </w:tcPr>
+          <w:p>
+            <w:r/>
+            <w:r>
+              <w:rPr>
+                <w:rFonts w:ascii="Arial" w:hAnsi="Arial"/>
+                <w:b/>
+                <w:color w:val="FFFFFF"/>
+                <w:sz w:val="20"/>
+              </w:rPr>
+              <w:t>Version</w:t>
+            </w:r>
+          </w:p>
+        </w:tc>
+        <w:tc>
+          <w:tcPr>
+            <w:tcW w:type="dxa" w:w="1800"/>
+            <w:shd w:fill="1F3864" w:val="clear"/>
+            <w:tcBorders>
+              <w:top w:val="single" w:sz="4" w:space="0" w:color="AAAAAA"/>
+              <w:left w:val="single" w:sz="4" w:space="0" w:color="AAAAAA"/>
+              <w:bottom w:val="single" w:sz="4" w:space="0" w:color="AAAAAA"/>
+              <w:right w:val="single" w:sz="4" w:space="0" w:color="AAAAAA"/>
+            </w:tcBorders>
+          </w:tcPr>
+          <w:p>
+            <w:r/>
+            <w:r>
+              <w:rPr>
+                <w:rFonts w:ascii="Arial" w:hAnsi="Arial"/>
+                <w:b/>
+                <w:color w:val="FFFFFF"/>
+                <w:sz w:val="20"/>
+              </w:rPr>
+              <w:t>Date</w:t>
+            </w:r>
+          </w:p>
+        </w:tc>
+        <w:tc>
+          <w:tcPr>
+            <w:tcW w:type="dxa" w:w="6160"/>
+            <w:shd w:fill="1F3864" w:val="clear"/>
+            <w:tcBorders>
+              <w:top w:val="single" w:sz="4" w:space="0" w:color="AAAAAA"/>
+              <w:left w:val="single" w:sz="4" w:space="0" w:color="AAAAAA"/>
+              <w:bottom w:val="single" w:sz="4" w:space="0" w:color="AAAAAA"/>
+              <w:right w:val="single" w:sz="4" w:space="0" w:color="AAAAAA"/>
+            </w:tcBorders>
+          </w:tcPr>
+          <w:p>
+            <w:r/>
+            <w:r>
+              <w:rPr>
+                <w:rFonts w:ascii="Arial" w:hAnsi="Arial"/>
+                <w:b/>
+                <w:color w:val="FFFFFF"/>
+                <w:sz w:val="20"/>
+              </w:rPr>
+              <w:t>Changes</w:t>
+            </w:r>
+          </w:p>
+        </w:tc>
+      </w:tr>
+      <w:tr>
+        <w:tc>
+          <w:tcPr>
+            <w:tcW w:type="dxa" w:w="1400"/>
+            <w:tcBorders>
+              <w:top w:val="single" w:sz="4" w:space="0" w:color="AAAAAA"/>
+              <w:left w:val="single" w:sz="4" w:space="0" w:color="AAAAAA"/>
+              <w:bottom w:val="single" w:sz="4" w:space="0" w:color="AAAAAA"/>
+              <w:right w:val="single" w:sz="4" w:space="0" w:color="AAAAAA"/>
+            </w:tcBorders>
+          </w:tcPr>
+          <w:p>
+            <w:r/>
+            <w:r>
+              <w:rPr>
+                <w:rFonts w:ascii="Arial" w:hAnsi="Arial"/>
+                <w:b/>
+                <w:sz w:val="20"/>
+              </w:rPr>
+              <w:t>1.0</w:t>
+            </w:r>
+          </w:p>
+        </w:tc>
+        <w:tc>
+          <w:tcPr>
+            <w:tcW w:type="dxa" w:w="1800"/>
+            <w:tcBorders>
+              <w:top w:val="single" w:sz="4" w:space="0" w:color="AAAAAA"/>
+              <w:left w:val="single" w:sz="4" w:space="0" w:color="AAAAAA"/>
+              <w:bottom w:val="single" w:sz="4" w:space="0" w:color="AAAAAA"/>
+              <w:right w:val="single" w:sz="4" w:space="0" w:color="AAAAAA"/>
+            </w:tcBorders>
+          </w:tcPr>
+          <w:p>
+            <w:r/>
+            <w:r>
+              <w:rPr>
+                <w:rFonts w:ascii="Arial" w:hAnsi="Arial"/>
+                <w:b w:val="0"/>
+                <w:sz w:val="20"/>
+              </w:rPr>
+              <w:t>04-16-26 23:00</w:t>
+            </w:r>
+          </w:p>
+        </w:tc>
+        <w:tc>
+          <w:tcPr>
+            <w:tcW w:type="dxa" w:w="6160"/>
+            <w:tcBorders>
+              <w:top w:val="single" w:sz="4" w:space="0" w:color="AAAAAA"/>
+              <w:left w:val="single" w:sz="4" w:space="0" w:color="AAAAAA"/>
+              <w:bottom w:val="single" w:sz="4" w:space="0" w:color="AAAAAA"/>
+              <w:right w:val="single" w:sz="4" w:space="0" w:color="AAAAAA"/>
+            </w:tcBorders>
+          </w:tcPr>
+          <w:p>
+            <w:r/>
+            <w:r>
+              <w:rPr>
+                <w:rFonts w:ascii="Arial" w:hAnsi="Arial"/>
+                <w:b w:val="0"/>
+                <w:sz w:val="20"/>
+              </w:rPr>
+              <w:t>Initial CR Domain PRD compiled from CR Domain Reconciliation (Phase 5). Seven process documents across four sub-domains (CR-PARTNER, CR-MARKETING, CR-EVENTS, CR-REACTIVATE) reconciled into a single Domain PRD. Three reconciliation decisions (CR-RECON-DEC-001 through CR-RECON-DEC-003). 20 total decisions, 17 open issues. 257 system requirements. Data Reference covers 9 entities.</w:t>
+            </w:r>
+          </w:p>
+        </w:tc>
+      </w:tr>
+      <w:tr>
+        <w:tc>
+          <w:tcPr>
+            <w:tcW w:type="dxa" w:w="1400"/>
+            <w:shd w:fill="F2F7FB" w:val="clear"/>
+            <w:tcBorders>
+              <w:top w:val="single" w:sz="4" w:space="0" w:color="AAAAAA"/>
+              <w:left w:val="single" w:sz="4" w:space="0" w:color="AAAAAA"/>
+              <w:bottom w:val="single" w:sz="4" w:space="0" w:color="AAAAAA"/>
+              <w:right w:val="single" w:sz="4" w:space="0" w:color="AAAAAA"/>
+            </w:tcBorders>
+          </w:tcPr>
+          <w:p>
+            <w:r/>
+            <w:r>
+              <w:rPr>
+                <w:rFonts w:ascii="Arial" w:hAnsi="Arial"/>
+                <w:b/>
+                <w:sz w:val="20"/>
+              </w:rPr>
+              <w:t>1.1</w:t>
+            </w:r>
+          </w:p>
+        </w:tc>
+        <w:tc>
+          <w:tcPr>
+            <w:tcW w:type="dxa" w:w="1800"/>
+            <w:shd w:fill="F2F7FB" w:val="clear"/>
+            <w:tcBorders>
+              <w:top w:val="single" w:sz="4" w:space="0" w:color="AAAAAA"/>
+              <w:left w:val="single" w:sz="4" w:space="0" w:color="AAAAAA"/>
+              <w:bottom w:val="single" w:sz="4" w:space="0" w:color="AAAAAA"/>
+              <w:right w:val="single" w:sz="4" w:space="0" w:color="AAAAAA"/>
+            </w:tcBorders>
+          </w:tcPr>
+          <w:p>
+            <w:r/>
+            <w:r>
+              <w:rPr>
+                <w:rFonts w:ascii="Arial" w:hAnsi="Arial"/>
+                <w:b w:val="0"/>
+                <w:sz w:val="20"/>
+              </w:rPr>
+              <w:t>04-20-26 15:17</w:t>
+            </w:r>
+          </w:p>
+        </w:tc>
+        <w:tc>
+          <w:tcPr>
+            <w:tcW w:type="dxa" w:w="6160"/>
+            <w:shd w:fill="F2F7FB" w:val="clear"/>
+            <w:tcBorders>
+              <w:top w:val="single" w:sz="4" w:space="0" w:color="AAAAAA"/>
+              <w:left w:val="single" w:sz="4" w:space="0" w:color="AAAAAA"/>
+              <w:bottom w:val="single" w:sz="4" w:space="0" w:color="AAAAAA"/>
+              <w:right w:val="single" w:sz="4" w:space="0" w:color="AAAAAA"/>
+            </w:tcBorders>
+          </w:tcPr>
+          <w:p>
+            <w:r/>
+            <w:r>
+              <w:rPr>
+                <w:rFonts w:ascii="Arial" w:hAnsi="Arial"/>
+                <w:b w:val="0"/>
+                <w:sz w:val="20"/>
+              </w:rPr>
+              <w:t>MR Phase 9 follow-up carry-forward (MR-Y9-EXC-005). The howDidYouHearAboutCbm enum changed from a 10-value list to an 8-value list. Section 4.1.1 Shared Fields paragraph rewritten with the 8-value list, revised channel rollup (Partner Referral → CR-PARTNER; Workshop or Event → CR-EVENTS; CBM Email, Social Media, Search Engine, News or Media → CR-MARKETING; Personal Referral, Other → organic/unattributed), reactivation-via-Campaign-tracking note, and MR-Y9-EXC-005 supersession reference. Section 4.7 Conversion Attribution rewritten to use Campaign Engagement records where Campaign.channel = Reactivation. Section 4.8 Report 3 and CR-REACTIVATE-OUTREACH-REQ-024 rewritten to identify converting Contacts via Campaign Engagement within configurable look-back joined to Account.applicantSince; howDidYouHearAboutCbm column removed. Section 4.10 narrative and CR-MARKETING-CAMPAIGNS-REQ-013 updated from “= Email Marketing” to “= CBM Email.” Five 10-value → 8-value language updates applied across the document. Upstream version references bumped: Entity Inventory v1.4 → v1.5, Contact Entity PRD v1.5 → v1.6, Account Entity PRD v1.5 → v1.6, CR Domain Overview v1.2 → v1.3, CR-MARKETING SDO v1.2 → v1.3. CR-DEC-024 added to Section 5 recording the supersession.</w:t>
+            </w:r>
+          </w:p>
+        </w:tc>
+      </w:tr>
+    </w:tbl>
+    <w:p>
+      <w:pPr>
+        <w:spacing w:after="120"/>
+      </w:pPr>
+      <w:r/>
     </w:p>
     <w:sectPr>
       <w:pgSz w:w="12240" w:h="15840"/>

--- a/PRDs/CR/CBM-Domain-PRD-ClientRecruiting.docx
+++ b/PRDs/CR/CBM-Domain-PRD-ClientRecruiting.docx
@@ -89,14 +89,8 @@
             </w:tcBorders>
           </w:tcPr>
           <w:p>
-            <w:r/>
-            <w:r>
-              <w:rPr>
-                <w:rFonts w:ascii="Arial" w:hAnsi="Arial"/>
-                <w:b w:val="0"/>
-                <w:sz w:val="20"/>
-              </w:rPr>
-              <w:t>1.1</w:t>
+            <w:r>
+              <w:t>1.2</w:t>
             </w:r>
           </w:p>
         </w:tc>
@@ -183,14 +177,8 @@
             </w:tcBorders>
           </w:tcPr>
           <w:p>
-            <w:r/>
-            <w:r>
-              <w:rPr>
-                <w:rFonts w:ascii="Arial" w:hAnsi="Arial"/>
-                <w:b w:val="0"/>
-                <w:sz w:val="20"/>
-              </w:rPr>
-              <w:t>04-20-26 15:17</w:t>
+            <w:r>
+              <w:t>04-30-26 04:58</w:t>
             </w:r>
           </w:p>
         </w:tc>
@@ -22249,7 +22237,7 @@
           <w:b w:val="0"/>
           <w:sz w:val="22"/>
         </w:rPr>
-        <w:t>Ten Partner-specific custom fields defined in the Account Entity PRD, validated during the CR-PARTNER SDO session with no changes. Classification and Status: partnerOrganizationType (enum, 9 values), partnerType (multiEnum, 4 values), partnerStatus (enum: Prospect, Active, Lapsed, Inactive), partnershipStartDate (date). Relationship Management: assignedLiaison (link to Contact), publicAnnouncementAllowed (bool, default No). Service Area and Population: geographicServiceArea (text, format TBD per ACT-ISS-004/CR-MARKETING-ISS-001), targetPopulation (text), partnerNotes (wysiwyg, restricted access). Defined in: Account Entity PRD v1.0, validated in CR-PARTNER SDO.</w:t>
+        <w:t>Ten Partner-specific custom fields defined in the Account Entity PRD, validated during the CR-PARTNER SDO session with no changes. Classification and Status: partnerOrganizationType (enum, 9 values), partnerType (multiEnum, 4 values), partnerStatus (enum: Prospect, Active, Lapsed, Inactive), partnershipStartDate (date). Relationship Management: assignedLiaison (link to Contact), publicAnnouncementAllowed (bool, default No). Service Area and Population: geographicServiceArea (multiEnum — structured Northeast Ohio zip code list, format resolved by ACT-ISS-004 closure), targetPopulation (text), partnerNotes (wysiwyg, restricted access). Defined in: Account Entity PRD v1.0, validated in CR-PARTNER SDO.</w:t>
       </w:r>
     </w:p>
     <w:p>
@@ -26440,14 +26428,9 @@
             </w:tcBorders>
           </w:tcPr>
           <w:p>
-            <w:r/>
-            <w:r>
-              <w:rPr>
-                <w:rFonts w:ascii="Arial" w:hAnsi="Arial"/>
-                <w:b w:val="0"/>
-                <w:sz w:val="20"/>
-              </w:rPr>
-              <w:t>Geographic Service Area field format. Superseded by CR-MARKETING-ISS-001.</w:t>
+            <w:r>
+              <w:rPr/>
+              <w:t>CLOSED by FU-REPORT process definition session, 04-30-26. The field is restructured from free text to a structured multi-value zip code list, used for both Partner service areas and Donor/Sponsor funding territories. CR-MARKETING-ISS-001 remains open to the extent it covers questions beyond field format.</w:t>
             </w:r>
           </w:p>
         </w:tc>
@@ -26818,6 +26801,59 @@
                 <w:sz w:val="20"/>
               </w:rPr>
               <w:t>Changes</w:t>
+            </w:r>
+          </w:p>
+        </w:tc>
+      </w:tr>
+      <w:tr>
+        <w:tc>
+          <w:tcPr>
+            <w:tcW w:type="dxa" w:w="1400"/>
+            <w:tcBorders>
+              <w:top w:val="single" w:sz="4" w:space="0" w:color="AAAAAA"/>
+              <w:left w:val="single" w:sz="4" w:space="0" w:color="AAAAAA"/>
+              <w:bottom w:val="single" w:sz="4" w:space="0" w:color="AAAAAA"/>
+              <w:right w:val="single" w:sz="4" w:space="0" w:color="AAAAAA"/>
+            </w:tcBorders>
+          </w:tcPr>
+          <w:p>
+            <w:r>
+              <w:rPr/>
+              <w:t>1.2</w:t>
+            </w:r>
+          </w:p>
+        </w:tc>
+        <w:tc>
+          <w:tcPr>
+            <w:tcW w:type="dxa" w:w="1800"/>
+            <w:tcBorders>
+              <w:top w:val="single" w:sz="4" w:space="0" w:color="AAAAAA"/>
+              <w:left w:val="single" w:sz="4" w:space="0" w:color="AAAAAA"/>
+              <w:bottom w:val="single" w:sz="4" w:space="0" w:color="AAAAAA"/>
+              <w:right w:val="single" w:sz="4" w:space="0" w:color="AAAAAA"/>
+            </w:tcBorders>
+          </w:tcPr>
+          <w:p>
+            <w:r>
+              <w:rPr/>
+              <w:t>04-30-26 04:58</w:t>
+            </w:r>
+          </w:p>
+        </w:tc>
+        <w:tc>
+          <w:tcPr>
+            <w:tcW w:type="dxa" w:w="6160"/>
+            <w:tcBorders>
+              <w:top w:val="single" w:sz="4" w:space="0" w:color="AAAAAA"/>
+              <w:left w:val="single" w:sz="4" w:space="0" w:color="AAAAAA"/>
+              <w:bottom w:val="single" w:sz="4" w:space="0" w:color="AAAAAA"/>
+              <w:right w:val="single" w:sz="4" w:space="0" w:color="AAAAAA"/>
+            </w:tcBorders>
+          </w:tcPr>
+          <w:p>
+            <w:r>
+              <w:rPr/>
+              <w:t>Carry-forward from FU-REPORT process definition session, 04-30-26. Partner field summary paragraph updated to describe geographicServiceArea as multiEnum (structured Northeast Ohio zip code list) with format resolved by ACT-ISS-004 closure. Section 6 Open Issues ACT-ISS-004 closed with closure language. CR-MARKETING-ISS-001 remains open to the extent it covers questions beyond field format. Carry-forward request at PRDs/FU/carry-forward/SESSION-PROMPT-carry-forward-account-territory-zipcode-list.md.</w:t>
             </w:r>
           </w:p>
         </w:tc>

--- a/PRDs/CR/CBM-Domain-PRD-ClientRecruiting.docx
+++ b/PRDs/CR/CBM-Domain-PRD-ClientRecruiting.docx
@@ -137,7 +137,7 @@
                 <w:b w:val="0"/>
                 <w:sz w:val="20"/>
               </w:rPr>
-              <w:t>Draft</w:t>
+              <w:t>Approved — Phase 8 Stakeholder Review complete (05-01-26)</w:t>
             </w:r>
           </w:p>
         </w:tc>
@@ -178,7 +178,7 @@
           </w:tcPr>
           <w:p>
             <w:r>
-              <w:t>04-30-26 04:58</w:t>
+              <w:t>05-01-26 14:56</w:t>
             </w:r>
           </w:p>
         </w:tc>
@@ -26801,6 +26801,59 @@
                 <w:sz w:val="20"/>
               </w:rPr>
               <w:t>Changes</w:t>
+            </w:r>
+          </w:p>
+        </w:tc>
+      </w:tr>
+      <w:tr>
+        <w:tc>
+          <w:tcPr>
+            <w:tcW w:type="dxa" w:w="1400"/>
+            <w:tcBorders>
+              <w:top w:val="single" w:sz="4" w:space="0" w:color="AAAAAA"/>
+              <w:left w:val="single" w:sz="4" w:space="0" w:color="AAAAAA"/>
+              <w:bottom w:val="single" w:sz="4" w:space="0" w:color="AAAAAA"/>
+              <w:right w:val="single" w:sz="4" w:space="0" w:color="AAAAAA"/>
+            </w:tcBorders>
+          </w:tcPr>
+          <w:p>
+            <w:r>
+              <w:rPr/>
+              <w:t>1.2 P8</w:t>
+            </w:r>
+          </w:p>
+        </w:tc>
+        <w:tc>
+          <w:tcPr>
+            <w:tcW w:type="dxa" w:w="1800"/>
+            <w:tcBorders>
+              <w:top w:val="single" w:sz="4" w:space="0" w:color="AAAAAA"/>
+              <w:left w:val="single" w:sz="4" w:space="0" w:color="AAAAAA"/>
+              <w:bottom w:val="single" w:sz="4" w:space="0" w:color="AAAAAA"/>
+              <w:right w:val="single" w:sz="4" w:space="0" w:color="AAAAAA"/>
+            </w:tcBorders>
+          </w:tcPr>
+          <w:p>
+            <w:r>
+              <w:rPr/>
+              <w:t>05-01-26 14:56</w:t>
+            </w:r>
+          </w:p>
+        </w:tc>
+        <w:tc>
+          <w:tcPr>
+            <w:tcW w:type="dxa" w:w="6160"/>
+            <w:tcBorders>
+              <w:top w:val="single" w:sz="4" w:space="0" w:color="AAAAAA"/>
+              <w:left w:val="single" w:sz="4" w:space="0" w:color="AAAAAA"/>
+              <w:bottom w:val="single" w:sz="4" w:space="0" w:color="AAAAAA"/>
+              <w:right w:val="single" w:sz="4" w:space="0" w:color="AAAAAA"/>
+            </w:tcBorders>
+          </w:tcPr>
+          <w:p>
+            <w:r>
+              <w:rPr/>
+              <w:t>Phase 8 Stakeholder Review complete. Document reviewed end-to-end by Doug Bower (project lead) on 05-01-26. No major concerns surfaced. The only concern raised — doubt that the implementation tooling will be able to build all the features described into the CRM — is an implementation-feasibility question to be addressed during Phase 9 YAML Generation, not a Domain PRD defect. No Domain PRD edits required from review. Status field updated from "Draft" to "Approved — Phase 8 Stakeholder Review complete (05-01-26)". Document content unchanged. Document version unchanged at v1.2; the "P8" suffix in this row indicates the approval-status row separately from any content-revision row. Advances to Phase 9 YAML Generation.</w:t>
             </w:r>
           </w:p>
         </w:tc>

--- a/PRDs/CR/CBM-Domain-PRD-ClientRecruiting.docx
+++ b/PRDs/CR/CBM-Domain-PRD-ClientRecruiting.docx
@@ -90,7 +90,7 @@
           </w:tcPr>
           <w:p>
             <w:r>
-              <w:t>1.2</w:t>
+              <w:t>1.3</w:t>
             </w:r>
           </w:p>
         </w:tc>
@@ -178,7 +178,7 @@
           </w:tcPr>
           <w:p>
             <w:r>
-              <w:t>05-01-26 14:56</w:t>
+              <w:t>05-05-26 17:55</w:t>
             </w:r>
           </w:p>
         </w:tc>
@@ -22077,6 +22077,1826 @@
         <w:pStyle w:val="Heading2"/>
       </w:pPr>
       <w:r>
+        <w:t>Entity Relationships</w:t>
+      </w:r>
+    </w:p>
+    <w:p>
+      <w:pPr>
+        <w:spacing w:after="120"/>
+      </w:pPr>
+      <w:r>
+        <w:rPr>
+          <w:rFonts w:ascii="Arial" w:hAnsi="Arial"/>
+          <w:b w:val="0"/>
+          <w:sz w:val="22"/>
+        </w:rPr>
+        <w:t>The relationships among entities in the Client Recruiting domain are summarized below. Relationships set the structural context within which the per-entity field tables that follow operate. The table is filtered to CR-domain-relevant relationships only, spanning all four CR sub-domains (CR-PARTNER, CR-MARKETING, CR-EVENTS, CR-REACTIVATE); MN-only and FU-only relationships among shared entities (Contact, Account) are documented in their respective Domain PRDs. The Domain(s) column carries sub-domain codes to disambiguate relationships that span only some CR sub-domains.</w:t>
+      </w:r>
+    </w:p>
+    <w:tbl>
+      <w:tblPr>
+        <w:tblW w:type="dxa" w:w="9360"/>
+        <w:jc w:val="center"/>
+        <w:tblLook w:firstColumn="1" w:firstRow="1" w:lastColumn="0" w:lastRow="0" w:noHBand="0" w:noVBand="1" w:val="04A0"/>
+      </w:tblPr>
+      <w:tblGrid>
+        <w:gridCol w:w="2400"/>
+        <w:gridCol w:w="1500"/>
+        <w:gridCol w:w="1300"/>
+        <w:gridCol w:w="2700"/>
+        <w:gridCol w:w="1460"/>
+      </w:tblGrid>
+      <w:tr>
+        <w:tc>
+          <w:tcPr>
+            <w:tcW w:type="dxa" w:w="2400"/>
+            <w:shd w:fill="1F3864" w:val="clear"/>
+            <w:tcBorders>
+              <w:top w:val="single" w:sz="4" w:space="0" w:color="AAAAAA"/>
+              <w:left w:val="single" w:sz="4" w:space="0" w:color="AAAAAA"/>
+              <w:bottom w:val="single" w:sz="4" w:space="0" w:color="AAAAAA"/>
+              <w:right w:val="single" w:sz="4" w:space="0" w:color="AAAAAA"/>
+            </w:tcBorders>
+          </w:tcPr>
+          <w:p>
+            <w:r>
+              <w:rPr>
+                <w:rFonts w:ascii="Arial" w:hAnsi="Arial"/>
+                <w:b/>
+                <w:color w:val="FFFFFF"/>
+                <w:sz w:val="20"/>
+              </w:rPr>
+              <w:t>Relationship</w:t>
+            </w:r>
+          </w:p>
+        </w:tc>
+        <w:tc>
+          <w:tcPr>
+            <w:tcW w:type="dxa" w:w="1500"/>
+            <w:shd w:fill="1F3864" w:val="clear"/>
+            <w:tcBorders>
+              <w:top w:val="single" w:sz="4" w:space="0" w:color="AAAAAA"/>
+              <w:left w:val="single" w:sz="4" w:space="0" w:color="AAAAAA"/>
+              <w:bottom w:val="single" w:sz="4" w:space="0" w:color="AAAAAA"/>
+              <w:right w:val="single" w:sz="4" w:space="0" w:color="AAAAAA"/>
+            </w:tcBorders>
+          </w:tcPr>
+          <w:p>
+            <w:r>
+              <w:rPr>
+                <w:rFonts w:ascii="Arial" w:hAnsi="Arial"/>
+                <w:b/>
+                <w:color w:val="FFFFFF"/>
+                <w:sz w:val="20"/>
+              </w:rPr>
+              <w:t>Related Entity</w:t>
+            </w:r>
+          </w:p>
+        </w:tc>
+        <w:tc>
+          <w:tcPr>
+            <w:tcW w:type="dxa" w:w="1300"/>
+            <w:shd w:fill="1F3864" w:val="clear"/>
+            <w:tcBorders>
+              <w:top w:val="single" w:sz="4" w:space="0" w:color="AAAAAA"/>
+              <w:left w:val="single" w:sz="4" w:space="0" w:color="AAAAAA"/>
+              <w:bottom w:val="single" w:sz="4" w:space="0" w:color="AAAAAA"/>
+              <w:right w:val="single" w:sz="4" w:space="0" w:color="AAAAAA"/>
+            </w:tcBorders>
+          </w:tcPr>
+          <w:p>
+            <w:r>
+              <w:rPr>
+                <w:rFonts w:ascii="Arial" w:hAnsi="Arial"/>
+                <w:b/>
+                <w:color w:val="FFFFFF"/>
+                <w:sz w:val="20"/>
+              </w:rPr>
+              <w:t>Link Type</w:t>
+            </w:r>
+          </w:p>
+        </w:tc>
+        <w:tc>
+          <w:tcPr>
+            <w:tcW w:type="dxa" w:w="2700"/>
+            <w:shd w:fill="1F3864" w:val="clear"/>
+            <w:tcBorders>
+              <w:top w:val="single" w:sz="4" w:space="0" w:color="AAAAAA"/>
+              <w:left w:val="single" w:sz="4" w:space="0" w:color="AAAAAA"/>
+              <w:bottom w:val="single" w:sz="4" w:space="0" w:color="AAAAAA"/>
+              <w:right w:val="single" w:sz="4" w:space="0" w:color="AAAAAA"/>
+            </w:tcBorders>
+          </w:tcPr>
+          <w:p>
+            <w:r>
+              <w:rPr>
+                <w:rFonts w:ascii="Arial" w:hAnsi="Arial"/>
+                <w:b/>
+                <w:color w:val="FFFFFF"/>
+                <w:sz w:val="20"/>
+              </w:rPr>
+              <w:t>YAML Location</w:t>
+            </w:r>
+          </w:p>
+        </w:tc>
+        <w:tc>
+          <w:tcPr>
+            <w:tcW w:type="dxa" w:w="1460"/>
+            <w:shd w:fill="1F3864" w:val="clear"/>
+            <w:tcBorders>
+              <w:top w:val="single" w:sz="4" w:space="0" w:color="AAAAAA"/>
+              <w:left w:val="single" w:sz="4" w:space="0" w:color="AAAAAA"/>
+              <w:bottom w:val="single" w:sz="4" w:space="0" w:color="AAAAAA"/>
+              <w:right w:val="single" w:sz="4" w:space="0" w:color="AAAAAA"/>
+            </w:tcBorders>
+          </w:tcPr>
+          <w:p>
+            <w:r>
+              <w:rPr>
+                <w:rFonts w:ascii="Arial" w:hAnsi="Arial"/>
+                <w:b/>
+                <w:color w:val="FFFFFF"/>
+                <w:sz w:val="20"/>
+              </w:rPr>
+              <w:t>Domain(s)</w:t>
+            </w:r>
+          </w:p>
+        </w:tc>
+      </w:tr>
+      <w:tr>
+        <w:tc>
+          <w:tcPr>
+            <w:tcW w:type="dxa" w:w="2400"/>
+            <w:tcBorders>
+              <w:top w:val="single" w:sz="4" w:space="0" w:color="AAAAAA"/>
+              <w:left w:val="single" w:sz="4" w:space="0" w:color="AAAAAA"/>
+              <w:bottom w:val="single" w:sz="4" w:space="0" w:color="AAAAAA"/>
+              <w:right w:val="single" w:sz="4" w:space="0" w:color="AAAAAA"/>
+            </w:tcBorders>
+          </w:tcPr>
+          <w:p>
+            <w:r>
+              <w:rPr>
+                <w:rFonts w:ascii="Arial" w:hAnsi="Arial"/>
+                <w:b w:val="0"/>
+                <w:sz w:val="20"/>
+              </w:rPr>
+              <w:t>Account ↔ Contact</w:t>
+            </w:r>
+          </w:p>
+        </w:tc>
+        <w:tc>
+          <w:tcPr>
+            <w:tcW w:type="dxa" w:w="1500"/>
+            <w:tcBorders>
+              <w:top w:val="single" w:sz="4" w:space="0" w:color="AAAAAA"/>
+              <w:left w:val="single" w:sz="4" w:space="0" w:color="AAAAAA"/>
+              <w:bottom w:val="single" w:sz="4" w:space="0" w:color="AAAAAA"/>
+              <w:right w:val="single" w:sz="4" w:space="0" w:color="AAAAAA"/>
+            </w:tcBorders>
+          </w:tcPr>
+          <w:p>
+            <w:r>
+              <w:rPr>
+                <w:rFonts w:ascii="Arial" w:hAnsi="Arial"/>
+                <w:b w:val="0"/>
+                <w:sz w:val="20"/>
+              </w:rPr>
+              <w:t>(Account / Contact)</w:t>
+            </w:r>
+          </w:p>
+        </w:tc>
+        <w:tc>
+          <w:tcPr>
+            <w:tcW w:type="dxa" w:w="1300"/>
+            <w:tcBorders>
+              <w:top w:val="single" w:sz="4" w:space="0" w:color="AAAAAA"/>
+              <w:left w:val="single" w:sz="4" w:space="0" w:color="AAAAAA"/>
+              <w:bottom w:val="single" w:sz="4" w:space="0" w:color="AAAAAA"/>
+              <w:right w:val="single" w:sz="4" w:space="0" w:color="AAAAAA"/>
+            </w:tcBorders>
+          </w:tcPr>
+          <w:p>
+            <w:r>
+              <w:rPr>
+                <w:rFonts w:ascii="Arial" w:hAnsi="Arial"/>
+                <w:b w:val="0"/>
+                <w:sz w:val="20"/>
+              </w:rPr>
+              <w:t>manyToMany</w:t>
+            </w:r>
+          </w:p>
+        </w:tc>
+        <w:tc>
+          <w:tcPr>
+            <w:tcW w:type="dxa" w:w="2700"/>
+            <w:tcBorders>
+              <w:top w:val="single" w:sz="4" w:space="0" w:color="AAAAAA"/>
+              <w:left w:val="single" w:sz="4" w:space="0" w:color="AAAAAA"/>
+              <w:bottom w:val="single" w:sz="4" w:space="0" w:color="AAAAAA"/>
+              <w:right w:val="single" w:sz="4" w:space="0" w:color="AAAAAA"/>
+            </w:tcBorders>
+          </w:tcPr>
+          <w:p>
+            <w:r>
+              <w:rPr>
+                <w:rFonts w:ascii="Arial" w:hAnsi="Arial"/>
+                <w:b w:val="0"/>
+                <w:sz w:val="20"/>
+              </w:rPr>
+              <w:t>None — native to the platform</w:t>
+            </w:r>
+          </w:p>
+        </w:tc>
+        <w:tc>
+          <w:tcPr>
+            <w:tcW w:type="dxa" w:w="1460"/>
+            <w:tcBorders>
+              <w:top w:val="single" w:sz="4" w:space="0" w:color="AAAAAA"/>
+              <w:left w:val="single" w:sz="4" w:space="0" w:color="AAAAAA"/>
+              <w:bottom w:val="single" w:sz="4" w:space="0" w:color="AAAAAA"/>
+              <w:right w:val="single" w:sz="4" w:space="0" w:color="AAAAAA"/>
+            </w:tcBorders>
+          </w:tcPr>
+          <w:p>
+            <w:r>
+              <w:rPr>
+                <w:rFonts w:ascii="Arial" w:hAnsi="Arial"/>
+                <w:b w:val="0"/>
+                <w:sz w:val="20"/>
+              </w:rPr>
+              <w:t>CR-PARTNER, CR-MARKETING, CR-EVENTS, CR-REACTIVATE; MN, FU</w:t>
+            </w:r>
+          </w:p>
+        </w:tc>
+      </w:tr>
+      <w:tr>
+        <w:tc>
+          <w:tcPr>
+            <w:tcW w:type="dxa" w:w="2400"/>
+            <w:tcBorders>
+              <w:top w:val="single" w:sz="4" w:space="0" w:color="AAAAAA"/>
+              <w:left w:val="single" w:sz="4" w:space="0" w:color="AAAAAA"/>
+              <w:bottom w:val="single" w:sz="4" w:space="0" w:color="AAAAAA"/>
+              <w:right w:val="single" w:sz="4" w:space="0" w:color="AAAAAA"/>
+            </w:tcBorders>
+          </w:tcPr>
+          <w:p>
+            <w:r>
+              <w:rPr>
+                <w:rFonts w:ascii="Arial" w:hAnsi="Arial"/>
+                <w:b w:val="0"/>
+                <w:sz w:val="20"/>
+              </w:rPr>
+              <w:t>Account → Account (Parent Organization)</w:t>
+            </w:r>
+          </w:p>
+        </w:tc>
+        <w:tc>
+          <w:tcPr>
+            <w:tcW w:type="dxa" w:w="1500"/>
+            <w:tcBorders>
+              <w:top w:val="single" w:sz="4" w:space="0" w:color="AAAAAA"/>
+              <w:left w:val="single" w:sz="4" w:space="0" w:color="AAAAAA"/>
+              <w:bottom w:val="single" w:sz="4" w:space="0" w:color="AAAAAA"/>
+              <w:right w:val="single" w:sz="4" w:space="0" w:color="AAAAAA"/>
+            </w:tcBorders>
+          </w:tcPr>
+          <w:p>
+            <w:r>
+              <w:rPr>
+                <w:rFonts w:ascii="Arial" w:hAnsi="Arial"/>
+                <w:b w:val="0"/>
+                <w:sz w:val="20"/>
+              </w:rPr>
+              <w:t>Account</w:t>
+            </w:r>
+          </w:p>
+        </w:tc>
+        <w:tc>
+          <w:tcPr>
+            <w:tcW w:type="dxa" w:w="1300"/>
+            <w:tcBorders>
+              <w:top w:val="single" w:sz="4" w:space="0" w:color="AAAAAA"/>
+              <w:left w:val="single" w:sz="4" w:space="0" w:color="AAAAAA"/>
+              <w:bottom w:val="single" w:sz="4" w:space="0" w:color="AAAAAA"/>
+              <w:right w:val="single" w:sz="4" w:space="0" w:color="AAAAAA"/>
+            </w:tcBorders>
+          </w:tcPr>
+          <w:p>
+            <w:r>
+              <w:rPr>
+                <w:rFonts w:ascii="Arial" w:hAnsi="Arial"/>
+                <w:b w:val="0"/>
+                <w:sz w:val="20"/>
+              </w:rPr>
+              <w:t>manyToOne (self-ref)</w:t>
+            </w:r>
+          </w:p>
+        </w:tc>
+        <w:tc>
+          <w:tcPr>
+            <w:tcW w:type="dxa" w:w="2700"/>
+            <w:tcBorders>
+              <w:top w:val="single" w:sz="4" w:space="0" w:color="AAAAAA"/>
+              <w:left w:val="single" w:sz="4" w:space="0" w:color="AAAAAA"/>
+              <w:bottom w:val="single" w:sz="4" w:space="0" w:color="AAAAAA"/>
+              <w:right w:val="single" w:sz="4" w:space="0" w:color="AAAAAA"/>
+            </w:tcBorders>
+          </w:tcPr>
+          <w:p>
+            <w:r>
+              <w:rPr>
+                <w:rFonts w:ascii="Arial" w:hAnsi="Arial"/>
+                <w:b w:val="0"/>
+                <w:sz w:val="20"/>
+              </w:rPr>
+              <w:t>accountParent in CR-Account.yaml</w:t>
+            </w:r>
+          </w:p>
+        </w:tc>
+        <w:tc>
+          <w:tcPr>
+            <w:tcW w:type="dxa" w:w="1460"/>
+            <w:tcBorders>
+              <w:top w:val="single" w:sz="4" w:space="0" w:color="AAAAAA"/>
+              <w:left w:val="single" w:sz="4" w:space="0" w:color="AAAAAA"/>
+              <w:bottom w:val="single" w:sz="4" w:space="0" w:color="AAAAAA"/>
+              <w:right w:val="single" w:sz="4" w:space="0" w:color="AAAAAA"/>
+            </w:tcBorders>
+          </w:tcPr>
+          <w:p>
+            <w:r>
+              <w:rPr>
+                <w:rFonts w:ascii="Arial" w:hAnsi="Arial"/>
+                <w:b w:val="0"/>
+                <w:sz w:val="20"/>
+              </w:rPr>
+              <w:t>CR-PARTNER (defined for Partner hierarchies; applicable to all account types)</w:t>
+            </w:r>
+          </w:p>
+        </w:tc>
+      </w:tr>
+      <w:tr>
+        <w:tc>
+          <w:tcPr>
+            <w:tcW w:type="dxa" w:w="2400"/>
+            <w:tcBorders>
+              <w:top w:val="single" w:sz="4" w:space="0" w:color="AAAAAA"/>
+              <w:left w:val="single" w:sz="4" w:space="0" w:color="AAAAAA"/>
+              <w:bottom w:val="single" w:sz="4" w:space="0" w:color="AAAAAA"/>
+              <w:right w:val="single" w:sz="4" w:space="0" w:color="AAAAAA"/>
+            </w:tcBorders>
+          </w:tcPr>
+          <w:p>
+            <w:r>
+              <w:rPr>
+                <w:rFonts w:ascii="Arial" w:hAnsi="Arial"/>
+                <w:b w:val="0"/>
+                <w:sz w:val="20"/>
+              </w:rPr>
+              <w:t>Account → Contact (Assigned Liaison)</w:t>
+            </w:r>
+          </w:p>
+        </w:tc>
+        <w:tc>
+          <w:tcPr>
+            <w:tcW w:type="dxa" w:w="1500"/>
+            <w:tcBorders>
+              <w:top w:val="single" w:sz="4" w:space="0" w:color="AAAAAA"/>
+              <w:left w:val="single" w:sz="4" w:space="0" w:color="AAAAAA"/>
+              <w:bottom w:val="single" w:sz="4" w:space="0" w:color="AAAAAA"/>
+              <w:right w:val="single" w:sz="4" w:space="0" w:color="AAAAAA"/>
+            </w:tcBorders>
+          </w:tcPr>
+          <w:p>
+            <w:r>
+              <w:rPr>
+                <w:rFonts w:ascii="Arial" w:hAnsi="Arial"/>
+                <w:b w:val="0"/>
+                <w:sz w:val="20"/>
+              </w:rPr>
+              <w:t>Contact</w:t>
+            </w:r>
+          </w:p>
+        </w:tc>
+        <w:tc>
+          <w:tcPr>
+            <w:tcW w:type="dxa" w:w="1300"/>
+            <w:tcBorders>
+              <w:top w:val="single" w:sz="4" w:space="0" w:color="AAAAAA"/>
+              <w:left w:val="single" w:sz="4" w:space="0" w:color="AAAAAA"/>
+              <w:bottom w:val="single" w:sz="4" w:space="0" w:color="AAAAAA"/>
+              <w:right w:val="single" w:sz="4" w:space="0" w:color="AAAAAA"/>
+            </w:tcBorders>
+          </w:tcPr>
+          <w:p>
+            <w:r>
+              <w:rPr>
+                <w:rFonts w:ascii="Arial" w:hAnsi="Arial"/>
+                <w:b w:val="0"/>
+                <w:sz w:val="20"/>
+              </w:rPr>
+              <w:t>manyToOne</w:t>
+            </w:r>
+          </w:p>
+        </w:tc>
+        <w:tc>
+          <w:tcPr>
+            <w:tcW w:type="dxa" w:w="2700"/>
+            <w:tcBorders>
+              <w:top w:val="single" w:sz="4" w:space="0" w:color="AAAAAA"/>
+              <w:left w:val="single" w:sz="4" w:space="0" w:color="AAAAAA"/>
+              <w:bottom w:val="single" w:sz="4" w:space="0" w:color="AAAAAA"/>
+              <w:right w:val="single" w:sz="4" w:space="0" w:color="AAAAAA"/>
+            </w:tcBorders>
+          </w:tcPr>
+          <w:p>
+            <w:r>
+              <w:rPr>
+                <w:rFonts w:ascii="Arial" w:hAnsi="Arial"/>
+                <w:b w:val="0"/>
+                <w:sz w:val="20"/>
+              </w:rPr>
+              <w:t>accountAssignedLiaison in CR-Account.yaml</w:t>
+            </w:r>
+          </w:p>
+        </w:tc>
+        <w:tc>
+          <w:tcPr>
+            <w:tcW w:type="dxa" w:w="1460"/>
+            <w:tcBorders>
+              <w:top w:val="single" w:sz="4" w:space="0" w:color="AAAAAA"/>
+              <w:left w:val="single" w:sz="4" w:space="0" w:color="AAAAAA"/>
+              <w:bottom w:val="single" w:sz="4" w:space="0" w:color="AAAAAA"/>
+              <w:right w:val="single" w:sz="4" w:space="0" w:color="AAAAAA"/>
+            </w:tcBorders>
+          </w:tcPr>
+          <w:p>
+            <w:r>
+              <w:rPr>
+                <w:rFonts w:ascii="Arial" w:hAnsi="Arial"/>
+                <w:b w:val="0"/>
+                <w:sz w:val="20"/>
+              </w:rPr>
+              <w:t>CR-PARTNER</w:t>
+            </w:r>
+          </w:p>
+        </w:tc>
+      </w:tr>
+      <w:tr>
+        <w:tc>
+          <w:tcPr>
+            <w:tcW w:type="dxa" w:w="2400"/>
+            <w:tcBorders>
+              <w:top w:val="single" w:sz="4" w:space="0" w:color="AAAAAA"/>
+              <w:left w:val="single" w:sz="4" w:space="0" w:color="AAAAAA"/>
+              <w:bottom w:val="single" w:sz="4" w:space="0" w:color="AAAAAA"/>
+              <w:right w:val="single" w:sz="4" w:space="0" w:color="AAAAAA"/>
+            </w:tcBorders>
+          </w:tcPr>
+          <w:p>
+            <w:r>
+              <w:rPr>
+                <w:rFonts w:ascii="Arial" w:hAnsi="Arial"/>
+                <w:b w:val="0"/>
+                <w:sz w:val="20"/>
+              </w:rPr>
+              <w:t>Engagement → Account (Referring Partner)</w:t>
+            </w:r>
+          </w:p>
+        </w:tc>
+        <w:tc>
+          <w:tcPr>
+            <w:tcW w:type="dxa" w:w="1500"/>
+            <w:tcBorders>
+              <w:top w:val="single" w:sz="4" w:space="0" w:color="AAAAAA"/>
+              <w:left w:val="single" w:sz="4" w:space="0" w:color="AAAAAA"/>
+              <w:bottom w:val="single" w:sz="4" w:space="0" w:color="AAAAAA"/>
+              <w:right w:val="single" w:sz="4" w:space="0" w:color="AAAAAA"/>
+            </w:tcBorders>
+          </w:tcPr>
+          <w:p>
+            <w:r>
+              <w:rPr>
+                <w:rFonts w:ascii="Arial" w:hAnsi="Arial"/>
+                <w:b w:val="0"/>
+                <w:sz w:val="20"/>
+              </w:rPr>
+              <w:t>Account</w:t>
+            </w:r>
+          </w:p>
+        </w:tc>
+        <w:tc>
+          <w:tcPr>
+            <w:tcW w:type="dxa" w:w="1300"/>
+            <w:tcBorders>
+              <w:top w:val="single" w:sz="4" w:space="0" w:color="AAAAAA"/>
+              <w:left w:val="single" w:sz="4" w:space="0" w:color="AAAAAA"/>
+              <w:bottom w:val="single" w:sz="4" w:space="0" w:color="AAAAAA"/>
+              <w:right w:val="single" w:sz="4" w:space="0" w:color="AAAAAA"/>
+            </w:tcBorders>
+          </w:tcPr>
+          <w:p>
+            <w:r>
+              <w:rPr>
+                <w:rFonts w:ascii="Arial" w:hAnsi="Arial"/>
+                <w:b w:val="0"/>
+                <w:sz w:val="20"/>
+              </w:rPr>
+              <w:t>manyToOne</w:t>
+            </w:r>
+          </w:p>
+        </w:tc>
+        <w:tc>
+          <w:tcPr>
+            <w:tcW w:type="dxa" w:w="2700"/>
+            <w:tcBorders>
+              <w:top w:val="single" w:sz="4" w:space="0" w:color="AAAAAA"/>
+              <w:left w:val="single" w:sz="4" w:space="0" w:color="AAAAAA"/>
+              <w:bottom w:val="single" w:sz="4" w:space="0" w:color="AAAAAA"/>
+              <w:right w:val="single" w:sz="4" w:space="0" w:color="AAAAAA"/>
+            </w:tcBorders>
+          </w:tcPr>
+          <w:p>
+            <w:r>
+              <w:rPr>
+                <w:rFonts w:ascii="Arial" w:hAnsi="Arial"/>
+                <w:b w:val="0"/>
+                <w:sz w:val="20"/>
+              </w:rPr>
+              <w:t>engagementReferringPartner in MN-Engagement.yaml</w:t>
+            </w:r>
+          </w:p>
+        </w:tc>
+        <w:tc>
+          <w:tcPr>
+            <w:tcW w:type="dxa" w:w="1460"/>
+            <w:tcBorders>
+              <w:top w:val="single" w:sz="4" w:space="0" w:color="AAAAAA"/>
+              <w:left w:val="single" w:sz="4" w:space="0" w:color="AAAAAA"/>
+              <w:bottom w:val="single" w:sz="4" w:space="0" w:color="AAAAAA"/>
+              <w:right w:val="single" w:sz="4" w:space="0" w:color="AAAAAA"/>
+            </w:tcBorders>
+          </w:tcPr>
+          <w:p>
+            <w:r>
+              <w:rPr>
+                <w:rFonts w:ascii="Arial" w:hAnsi="Arial"/>
+                <w:b w:val="0"/>
+                <w:sz w:val="20"/>
+              </w:rPr>
+              <w:t>CR-PARTNER (declared on MN entity)</w:t>
+            </w:r>
+          </w:p>
+        </w:tc>
+      </w:tr>
+      <w:tr>
+        <w:tc>
+          <w:tcPr>
+            <w:tcW w:type="dxa" w:w="2400"/>
+            <w:tcBorders>
+              <w:top w:val="single" w:sz="4" w:space="0" w:color="AAAAAA"/>
+              <w:left w:val="single" w:sz="4" w:space="0" w:color="AAAAAA"/>
+              <w:bottom w:val="single" w:sz="4" w:space="0" w:color="AAAAAA"/>
+              <w:right w:val="single" w:sz="4" w:space="0" w:color="AAAAAA"/>
+            </w:tcBorders>
+          </w:tcPr>
+          <w:p>
+            <w:r>
+              <w:rPr>
+                <w:rFonts w:ascii="Arial" w:hAnsi="Arial"/>
+                <w:b w:val="0"/>
+                <w:sz w:val="20"/>
+              </w:rPr>
+              <w:t>Partnership Agreement → Account (Partner Organization)</w:t>
+            </w:r>
+          </w:p>
+        </w:tc>
+        <w:tc>
+          <w:tcPr>
+            <w:tcW w:type="dxa" w:w="1500"/>
+            <w:tcBorders>
+              <w:top w:val="single" w:sz="4" w:space="0" w:color="AAAAAA"/>
+              <w:left w:val="single" w:sz="4" w:space="0" w:color="AAAAAA"/>
+              <w:bottom w:val="single" w:sz="4" w:space="0" w:color="AAAAAA"/>
+              <w:right w:val="single" w:sz="4" w:space="0" w:color="AAAAAA"/>
+            </w:tcBorders>
+          </w:tcPr>
+          <w:p>
+            <w:r>
+              <w:rPr>
+                <w:rFonts w:ascii="Arial" w:hAnsi="Arial"/>
+                <w:b w:val="0"/>
+                <w:sz w:val="20"/>
+              </w:rPr>
+              <w:t>Account</w:t>
+            </w:r>
+          </w:p>
+        </w:tc>
+        <w:tc>
+          <w:tcPr>
+            <w:tcW w:type="dxa" w:w="1300"/>
+            <w:tcBorders>
+              <w:top w:val="single" w:sz="4" w:space="0" w:color="AAAAAA"/>
+              <w:left w:val="single" w:sz="4" w:space="0" w:color="AAAAAA"/>
+              <w:bottom w:val="single" w:sz="4" w:space="0" w:color="AAAAAA"/>
+              <w:right w:val="single" w:sz="4" w:space="0" w:color="AAAAAA"/>
+            </w:tcBorders>
+          </w:tcPr>
+          <w:p>
+            <w:r>
+              <w:rPr>
+                <w:rFonts w:ascii="Arial" w:hAnsi="Arial"/>
+                <w:b w:val="0"/>
+                <w:sz w:val="20"/>
+              </w:rPr>
+              <w:t>manyToOne</w:t>
+            </w:r>
+          </w:p>
+        </w:tc>
+        <w:tc>
+          <w:tcPr>
+            <w:tcW w:type="dxa" w:w="2700"/>
+            <w:tcBorders>
+              <w:top w:val="single" w:sz="4" w:space="0" w:color="AAAAAA"/>
+              <w:left w:val="single" w:sz="4" w:space="0" w:color="AAAAAA"/>
+              <w:bottom w:val="single" w:sz="4" w:space="0" w:color="AAAAAA"/>
+              <w:right w:val="single" w:sz="4" w:space="0" w:color="AAAAAA"/>
+            </w:tcBorders>
+          </w:tcPr>
+          <w:p>
+            <w:r>
+              <w:rPr>
+                <w:rFonts w:ascii="Arial" w:hAnsi="Arial"/>
+                <w:b w:val="0"/>
+                <w:sz w:val="20"/>
+              </w:rPr>
+              <w:t>partnershipAgreementPartner in CR-PartnershipAgreement.yaml</w:t>
+            </w:r>
+          </w:p>
+        </w:tc>
+        <w:tc>
+          <w:tcPr>
+            <w:tcW w:type="dxa" w:w="1460"/>
+            <w:tcBorders>
+              <w:top w:val="single" w:sz="4" w:space="0" w:color="AAAAAA"/>
+              <w:left w:val="single" w:sz="4" w:space="0" w:color="AAAAAA"/>
+              <w:bottom w:val="single" w:sz="4" w:space="0" w:color="AAAAAA"/>
+              <w:right w:val="single" w:sz="4" w:space="0" w:color="AAAAAA"/>
+            </w:tcBorders>
+          </w:tcPr>
+          <w:p>
+            <w:r>
+              <w:rPr>
+                <w:rFonts w:ascii="Arial" w:hAnsi="Arial"/>
+                <w:b w:val="0"/>
+                <w:sz w:val="20"/>
+              </w:rPr>
+              <w:t>CR-PARTNER</w:t>
+            </w:r>
+          </w:p>
+        </w:tc>
+      </w:tr>
+      <w:tr>
+        <w:tc>
+          <w:tcPr>
+            <w:tcW w:type="dxa" w:w="2400"/>
+            <w:tcBorders>
+              <w:top w:val="single" w:sz="4" w:space="0" w:color="AAAAAA"/>
+              <w:left w:val="single" w:sz="4" w:space="0" w:color="AAAAAA"/>
+              <w:bottom w:val="single" w:sz="4" w:space="0" w:color="AAAAAA"/>
+              <w:right w:val="single" w:sz="4" w:space="0" w:color="AAAAAA"/>
+            </w:tcBorders>
+          </w:tcPr>
+          <w:p>
+            <w:r>
+              <w:rPr>
+                <w:rFonts w:ascii="Arial" w:hAnsi="Arial"/>
+                <w:b w:val="0"/>
+                <w:sz w:val="20"/>
+              </w:rPr>
+              <w:t>Event ↔ Contact (Presenters)</w:t>
+            </w:r>
+          </w:p>
+        </w:tc>
+        <w:tc>
+          <w:tcPr>
+            <w:tcW w:type="dxa" w:w="1500"/>
+            <w:tcBorders>
+              <w:top w:val="single" w:sz="4" w:space="0" w:color="AAAAAA"/>
+              <w:left w:val="single" w:sz="4" w:space="0" w:color="AAAAAA"/>
+              <w:bottom w:val="single" w:sz="4" w:space="0" w:color="AAAAAA"/>
+              <w:right w:val="single" w:sz="4" w:space="0" w:color="AAAAAA"/>
+            </w:tcBorders>
+          </w:tcPr>
+          <w:p>
+            <w:r>
+              <w:rPr>
+                <w:rFonts w:ascii="Arial" w:hAnsi="Arial"/>
+                <w:b w:val="0"/>
+                <w:sz w:val="20"/>
+              </w:rPr>
+              <w:t>Contact</w:t>
+            </w:r>
+          </w:p>
+        </w:tc>
+        <w:tc>
+          <w:tcPr>
+            <w:tcW w:type="dxa" w:w="1300"/>
+            <w:tcBorders>
+              <w:top w:val="single" w:sz="4" w:space="0" w:color="AAAAAA"/>
+              <w:left w:val="single" w:sz="4" w:space="0" w:color="AAAAAA"/>
+              <w:bottom w:val="single" w:sz="4" w:space="0" w:color="AAAAAA"/>
+              <w:right w:val="single" w:sz="4" w:space="0" w:color="AAAAAA"/>
+            </w:tcBorders>
+          </w:tcPr>
+          <w:p>
+            <w:r>
+              <w:rPr>
+                <w:rFonts w:ascii="Arial" w:hAnsi="Arial"/>
+                <w:b w:val="0"/>
+                <w:sz w:val="20"/>
+              </w:rPr>
+              <w:t>manyToMany</w:t>
+            </w:r>
+          </w:p>
+        </w:tc>
+        <w:tc>
+          <w:tcPr>
+            <w:tcW w:type="dxa" w:w="2700"/>
+            <w:tcBorders>
+              <w:top w:val="single" w:sz="4" w:space="0" w:color="AAAAAA"/>
+              <w:left w:val="single" w:sz="4" w:space="0" w:color="AAAAAA"/>
+              <w:bottom w:val="single" w:sz="4" w:space="0" w:color="AAAAAA"/>
+              <w:right w:val="single" w:sz="4" w:space="0" w:color="AAAAAA"/>
+            </w:tcBorders>
+          </w:tcPr>
+          <w:p>
+            <w:r>
+              <w:rPr>
+                <w:rFonts w:ascii="Arial" w:hAnsi="Arial"/>
+                <w:b w:val="0"/>
+                <w:sz w:val="20"/>
+              </w:rPr>
+              <w:t>eventPresenters in CR-Event.yaml</w:t>
+            </w:r>
+          </w:p>
+        </w:tc>
+        <w:tc>
+          <w:tcPr>
+            <w:tcW w:type="dxa" w:w="1460"/>
+            <w:tcBorders>
+              <w:top w:val="single" w:sz="4" w:space="0" w:color="AAAAAA"/>
+              <w:left w:val="single" w:sz="4" w:space="0" w:color="AAAAAA"/>
+              <w:bottom w:val="single" w:sz="4" w:space="0" w:color="AAAAAA"/>
+              <w:right w:val="single" w:sz="4" w:space="0" w:color="AAAAAA"/>
+            </w:tcBorders>
+          </w:tcPr>
+          <w:p>
+            <w:r>
+              <w:rPr>
+                <w:rFonts w:ascii="Arial" w:hAnsi="Arial"/>
+                <w:b w:val="0"/>
+                <w:sz w:val="20"/>
+              </w:rPr>
+              <w:t>CR-EVENTS</w:t>
+            </w:r>
+          </w:p>
+        </w:tc>
+      </w:tr>
+      <w:tr>
+        <w:tc>
+          <w:tcPr>
+            <w:tcW w:type="dxa" w:w="2400"/>
+            <w:tcBorders>
+              <w:top w:val="single" w:sz="4" w:space="0" w:color="AAAAAA"/>
+              <w:left w:val="single" w:sz="4" w:space="0" w:color="AAAAAA"/>
+              <w:bottom w:val="single" w:sz="4" w:space="0" w:color="AAAAAA"/>
+              <w:right w:val="single" w:sz="4" w:space="0" w:color="AAAAAA"/>
+            </w:tcBorders>
+          </w:tcPr>
+          <w:p>
+            <w:r>
+              <w:rPr>
+                <w:rFonts w:ascii="Arial" w:hAnsi="Arial"/>
+                <w:b w:val="0"/>
+                <w:sz w:val="20"/>
+              </w:rPr>
+              <w:t>Event ↔ Account (Co-Sponsoring Partners)</w:t>
+            </w:r>
+          </w:p>
+        </w:tc>
+        <w:tc>
+          <w:tcPr>
+            <w:tcW w:type="dxa" w:w="1500"/>
+            <w:tcBorders>
+              <w:top w:val="single" w:sz="4" w:space="0" w:color="AAAAAA"/>
+              <w:left w:val="single" w:sz="4" w:space="0" w:color="AAAAAA"/>
+              <w:bottom w:val="single" w:sz="4" w:space="0" w:color="AAAAAA"/>
+              <w:right w:val="single" w:sz="4" w:space="0" w:color="AAAAAA"/>
+            </w:tcBorders>
+          </w:tcPr>
+          <w:p>
+            <w:r>
+              <w:rPr>
+                <w:rFonts w:ascii="Arial" w:hAnsi="Arial"/>
+                <w:b w:val="0"/>
+                <w:sz w:val="20"/>
+              </w:rPr>
+              <w:t>Account</w:t>
+            </w:r>
+          </w:p>
+        </w:tc>
+        <w:tc>
+          <w:tcPr>
+            <w:tcW w:type="dxa" w:w="1300"/>
+            <w:tcBorders>
+              <w:top w:val="single" w:sz="4" w:space="0" w:color="AAAAAA"/>
+              <w:left w:val="single" w:sz="4" w:space="0" w:color="AAAAAA"/>
+              <w:bottom w:val="single" w:sz="4" w:space="0" w:color="AAAAAA"/>
+              <w:right w:val="single" w:sz="4" w:space="0" w:color="AAAAAA"/>
+            </w:tcBorders>
+          </w:tcPr>
+          <w:p>
+            <w:r>
+              <w:rPr>
+                <w:rFonts w:ascii="Arial" w:hAnsi="Arial"/>
+                <w:b w:val="0"/>
+                <w:sz w:val="20"/>
+              </w:rPr>
+              <w:t>manyToMany</w:t>
+            </w:r>
+          </w:p>
+        </w:tc>
+        <w:tc>
+          <w:tcPr>
+            <w:tcW w:type="dxa" w:w="2700"/>
+            <w:tcBorders>
+              <w:top w:val="single" w:sz="4" w:space="0" w:color="AAAAAA"/>
+              <w:left w:val="single" w:sz="4" w:space="0" w:color="AAAAAA"/>
+              <w:bottom w:val="single" w:sz="4" w:space="0" w:color="AAAAAA"/>
+              <w:right w:val="single" w:sz="4" w:space="0" w:color="AAAAAA"/>
+            </w:tcBorders>
+          </w:tcPr>
+          <w:p>
+            <w:r>
+              <w:rPr>
+                <w:rFonts w:ascii="Arial" w:hAnsi="Arial"/>
+                <w:b w:val="0"/>
+                <w:sz w:val="20"/>
+              </w:rPr>
+              <w:t>eventCoSponsoringPartners in CR-Event.yaml</w:t>
+            </w:r>
+          </w:p>
+        </w:tc>
+        <w:tc>
+          <w:tcPr>
+            <w:tcW w:type="dxa" w:w="1460"/>
+            <w:tcBorders>
+              <w:top w:val="single" w:sz="4" w:space="0" w:color="AAAAAA"/>
+              <w:left w:val="single" w:sz="4" w:space="0" w:color="AAAAAA"/>
+              <w:bottom w:val="single" w:sz="4" w:space="0" w:color="AAAAAA"/>
+              <w:right w:val="single" w:sz="4" w:space="0" w:color="AAAAAA"/>
+            </w:tcBorders>
+          </w:tcPr>
+          <w:p>
+            <w:r>
+              <w:rPr>
+                <w:rFonts w:ascii="Arial" w:hAnsi="Arial"/>
+                <w:b w:val="0"/>
+                <w:sz w:val="20"/>
+              </w:rPr>
+              <w:t>CR-EVENTS (Partner accounts)</w:t>
+            </w:r>
+          </w:p>
+        </w:tc>
+      </w:tr>
+      <w:tr>
+        <w:tc>
+          <w:tcPr>
+            <w:tcW w:type="dxa" w:w="2400"/>
+            <w:tcBorders>
+              <w:top w:val="single" w:sz="4" w:space="0" w:color="AAAAAA"/>
+              <w:left w:val="single" w:sz="4" w:space="0" w:color="AAAAAA"/>
+              <w:bottom w:val="single" w:sz="4" w:space="0" w:color="AAAAAA"/>
+              <w:right w:val="single" w:sz="4" w:space="0" w:color="AAAAAA"/>
+            </w:tcBorders>
+          </w:tcPr>
+          <w:p>
+            <w:r>
+              <w:rPr>
+                <w:rFonts w:ascii="Arial" w:hAnsi="Arial"/>
+                <w:b w:val="0"/>
+                <w:sz w:val="20"/>
+              </w:rPr>
+              <w:t>Event Registration → Event</w:t>
+            </w:r>
+          </w:p>
+        </w:tc>
+        <w:tc>
+          <w:tcPr>
+            <w:tcW w:type="dxa" w:w="1500"/>
+            <w:tcBorders>
+              <w:top w:val="single" w:sz="4" w:space="0" w:color="AAAAAA"/>
+              <w:left w:val="single" w:sz="4" w:space="0" w:color="AAAAAA"/>
+              <w:bottom w:val="single" w:sz="4" w:space="0" w:color="AAAAAA"/>
+              <w:right w:val="single" w:sz="4" w:space="0" w:color="AAAAAA"/>
+            </w:tcBorders>
+          </w:tcPr>
+          <w:p>
+            <w:r>
+              <w:rPr>
+                <w:rFonts w:ascii="Arial" w:hAnsi="Arial"/>
+                <w:b w:val="0"/>
+                <w:sz w:val="20"/>
+              </w:rPr>
+              <w:t>Event</w:t>
+            </w:r>
+          </w:p>
+        </w:tc>
+        <w:tc>
+          <w:tcPr>
+            <w:tcW w:type="dxa" w:w="1300"/>
+            <w:tcBorders>
+              <w:top w:val="single" w:sz="4" w:space="0" w:color="AAAAAA"/>
+              <w:left w:val="single" w:sz="4" w:space="0" w:color="AAAAAA"/>
+              <w:bottom w:val="single" w:sz="4" w:space="0" w:color="AAAAAA"/>
+              <w:right w:val="single" w:sz="4" w:space="0" w:color="AAAAAA"/>
+            </w:tcBorders>
+          </w:tcPr>
+          <w:p>
+            <w:r>
+              <w:rPr>
+                <w:rFonts w:ascii="Arial" w:hAnsi="Arial"/>
+                <w:b w:val="0"/>
+                <w:sz w:val="20"/>
+              </w:rPr>
+              <w:t>manyToOne</w:t>
+            </w:r>
+          </w:p>
+        </w:tc>
+        <w:tc>
+          <w:tcPr>
+            <w:tcW w:type="dxa" w:w="2700"/>
+            <w:tcBorders>
+              <w:top w:val="single" w:sz="4" w:space="0" w:color="AAAAAA"/>
+              <w:left w:val="single" w:sz="4" w:space="0" w:color="AAAAAA"/>
+              <w:bottom w:val="single" w:sz="4" w:space="0" w:color="AAAAAA"/>
+              <w:right w:val="single" w:sz="4" w:space="0" w:color="AAAAAA"/>
+            </w:tcBorders>
+          </w:tcPr>
+          <w:p>
+            <w:r>
+              <w:rPr>
+                <w:rFonts w:ascii="Arial" w:hAnsi="Arial"/>
+                <w:b w:val="0"/>
+                <w:sz w:val="20"/>
+              </w:rPr>
+              <w:t>eventRegistrationEvent in CR-EventRegistration.yaml</w:t>
+            </w:r>
+          </w:p>
+        </w:tc>
+        <w:tc>
+          <w:tcPr>
+            <w:tcW w:type="dxa" w:w="1460"/>
+            <w:tcBorders>
+              <w:top w:val="single" w:sz="4" w:space="0" w:color="AAAAAA"/>
+              <w:left w:val="single" w:sz="4" w:space="0" w:color="AAAAAA"/>
+              <w:bottom w:val="single" w:sz="4" w:space="0" w:color="AAAAAA"/>
+              <w:right w:val="single" w:sz="4" w:space="0" w:color="AAAAAA"/>
+            </w:tcBorders>
+          </w:tcPr>
+          <w:p>
+            <w:r>
+              <w:rPr>
+                <w:rFonts w:ascii="Arial" w:hAnsi="Arial"/>
+                <w:b w:val="0"/>
+                <w:sz w:val="20"/>
+              </w:rPr>
+              <w:t>CR-EVENTS</w:t>
+            </w:r>
+          </w:p>
+        </w:tc>
+      </w:tr>
+      <w:tr>
+        <w:tc>
+          <w:tcPr>
+            <w:tcW w:type="dxa" w:w="2400"/>
+            <w:tcBorders>
+              <w:top w:val="single" w:sz="4" w:space="0" w:color="AAAAAA"/>
+              <w:left w:val="single" w:sz="4" w:space="0" w:color="AAAAAA"/>
+              <w:bottom w:val="single" w:sz="4" w:space="0" w:color="AAAAAA"/>
+              <w:right w:val="single" w:sz="4" w:space="0" w:color="AAAAAA"/>
+            </w:tcBorders>
+          </w:tcPr>
+          <w:p>
+            <w:r>
+              <w:rPr>
+                <w:rFonts w:ascii="Arial" w:hAnsi="Arial"/>
+                <w:b w:val="0"/>
+                <w:sz w:val="20"/>
+              </w:rPr>
+              <w:t>Event Registration → Contact</w:t>
+            </w:r>
+          </w:p>
+        </w:tc>
+        <w:tc>
+          <w:tcPr>
+            <w:tcW w:type="dxa" w:w="1500"/>
+            <w:tcBorders>
+              <w:top w:val="single" w:sz="4" w:space="0" w:color="AAAAAA"/>
+              <w:left w:val="single" w:sz="4" w:space="0" w:color="AAAAAA"/>
+              <w:bottom w:val="single" w:sz="4" w:space="0" w:color="AAAAAA"/>
+              <w:right w:val="single" w:sz="4" w:space="0" w:color="AAAAAA"/>
+            </w:tcBorders>
+          </w:tcPr>
+          <w:p>
+            <w:r>
+              <w:rPr>
+                <w:rFonts w:ascii="Arial" w:hAnsi="Arial"/>
+                <w:b w:val="0"/>
+                <w:sz w:val="20"/>
+              </w:rPr>
+              <w:t>Contact</w:t>
+            </w:r>
+          </w:p>
+        </w:tc>
+        <w:tc>
+          <w:tcPr>
+            <w:tcW w:type="dxa" w:w="1300"/>
+            <w:tcBorders>
+              <w:top w:val="single" w:sz="4" w:space="0" w:color="AAAAAA"/>
+              <w:left w:val="single" w:sz="4" w:space="0" w:color="AAAAAA"/>
+              <w:bottom w:val="single" w:sz="4" w:space="0" w:color="AAAAAA"/>
+              <w:right w:val="single" w:sz="4" w:space="0" w:color="AAAAAA"/>
+            </w:tcBorders>
+          </w:tcPr>
+          <w:p>
+            <w:r>
+              <w:rPr>
+                <w:rFonts w:ascii="Arial" w:hAnsi="Arial"/>
+                <w:b w:val="0"/>
+                <w:sz w:val="20"/>
+              </w:rPr>
+              <w:t>manyToOne</w:t>
+            </w:r>
+          </w:p>
+        </w:tc>
+        <w:tc>
+          <w:tcPr>
+            <w:tcW w:type="dxa" w:w="2700"/>
+            <w:tcBorders>
+              <w:top w:val="single" w:sz="4" w:space="0" w:color="AAAAAA"/>
+              <w:left w:val="single" w:sz="4" w:space="0" w:color="AAAAAA"/>
+              <w:bottom w:val="single" w:sz="4" w:space="0" w:color="AAAAAA"/>
+              <w:right w:val="single" w:sz="4" w:space="0" w:color="AAAAAA"/>
+            </w:tcBorders>
+          </w:tcPr>
+          <w:p>
+            <w:r>
+              <w:rPr>
+                <w:rFonts w:ascii="Arial" w:hAnsi="Arial"/>
+                <w:b w:val="0"/>
+                <w:sz w:val="20"/>
+              </w:rPr>
+              <w:t>eventRegistrationContact in CR-EventRegistration.yaml</w:t>
+            </w:r>
+          </w:p>
+        </w:tc>
+        <w:tc>
+          <w:tcPr>
+            <w:tcW w:type="dxa" w:w="1460"/>
+            <w:tcBorders>
+              <w:top w:val="single" w:sz="4" w:space="0" w:color="AAAAAA"/>
+              <w:left w:val="single" w:sz="4" w:space="0" w:color="AAAAAA"/>
+              <w:bottom w:val="single" w:sz="4" w:space="0" w:color="AAAAAA"/>
+              <w:right w:val="single" w:sz="4" w:space="0" w:color="AAAAAA"/>
+            </w:tcBorders>
+          </w:tcPr>
+          <w:p>
+            <w:r>
+              <w:rPr>
+                <w:rFonts w:ascii="Arial" w:hAnsi="Arial"/>
+                <w:b w:val="0"/>
+                <w:sz w:val="20"/>
+              </w:rPr>
+              <w:t>CR-EVENTS</w:t>
+            </w:r>
+          </w:p>
+        </w:tc>
+      </w:tr>
+      <w:tr>
+        <w:tc>
+          <w:tcPr>
+            <w:tcW w:type="dxa" w:w="2400"/>
+            <w:tcBorders>
+              <w:top w:val="single" w:sz="4" w:space="0" w:color="AAAAAA"/>
+              <w:left w:val="single" w:sz="4" w:space="0" w:color="AAAAAA"/>
+              <w:bottom w:val="single" w:sz="4" w:space="0" w:color="AAAAAA"/>
+              <w:right w:val="single" w:sz="4" w:space="0" w:color="AAAAAA"/>
+            </w:tcBorders>
+          </w:tcPr>
+          <w:p>
+            <w:r>
+              <w:rPr>
+                <w:rFonts w:ascii="Arial" w:hAnsi="Arial"/>
+                <w:b w:val="0"/>
+                <w:sz w:val="20"/>
+              </w:rPr>
+              <w:t>Marketing Campaign → Segment (Target Segment)</w:t>
+            </w:r>
+          </w:p>
+        </w:tc>
+        <w:tc>
+          <w:tcPr>
+            <w:tcW w:type="dxa" w:w="1500"/>
+            <w:tcBorders>
+              <w:top w:val="single" w:sz="4" w:space="0" w:color="AAAAAA"/>
+              <w:left w:val="single" w:sz="4" w:space="0" w:color="AAAAAA"/>
+              <w:bottom w:val="single" w:sz="4" w:space="0" w:color="AAAAAA"/>
+              <w:right w:val="single" w:sz="4" w:space="0" w:color="AAAAAA"/>
+            </w:tcBorders>
+          </w:tcPr>
+          <w:p>
+            <w:r>
+              <w:rPr>
+                <w:rFonts w:ascii="Arial" w:hAnsi="Arial"/>
+                <w:b w:val="0"/>
+                <w:sz w:val="20"/>
+              </w:rPr>
+              <w:t>Segment</w:t>
+            </w:r>
+          </w:p>
+        </w:tc>
+        <w:tc>
+          <w:tcPr>
+            <w:tcW w:type="dxa" w:w="1300"/>
+            <w:tcBorders>
+              <w:top w:val="single" w:sz="4" w:space="0" w:color="AAAAAA"/>
+              <w:left w:val="single" w:sz="4" w:space="0" w:color="AAAAAA"/>
+              <w:bottom w:val="single" w:sz="4" w:space="0" w:color="AAAAAA"/>
+              <w:right w:val="single" w:sz="4" w:space="0" w:color="AAAAAA"/>
+            </w:tcBorders>
+          </w:tcPr>
+          <w:p>
+            <w:r>
+              <w:rPr>
+                <w:rFonts w:ascii="Arial" w:hAnsi="Arial"/>
+                <w:b w:val="0"/>
+                <w:sz w:val="20"/>
+              </w:rPr>
+              <w:t>manyToOne</w:t>
+            </w:r>
+          </w:p>
+        </w:tc>
+        <w:tc>
+          <w:tcPr>
+            <w:tcW w:type="dxa" w:w="2700"/>
+            <w:tcBorders>
+              <w:top w:val="single" w:sz="4" w:space="0" w:color="AAAAAA"/>
+              <w:left w:val="single" w:sz="4" w:space="0" w:color="AAAAAA"/>
+              <w:bottom w:val="single" w:sz="4" w:space="0" w:color="AAAAAA"/>
+              <w:right w:val="single" w:sz="4" w:space="0" w:color="AAAAAA"/>
+            </w:tcBorders>
+          </w:tcPr>
+          <w:p>
+            <w:r>
+              <w:rPr>
+                <w:rFonts w:ascii="Arial" w:hAnsi="Arial"/>
+                <w:b w:val="0"/>
+                <w:sz w:val="20"/>
+              </w:rPr>
+              <w:t>marketingCampaignSegment in CR-MarketingCampaign.yaml</w:t>
+            </w:r>
+          </w:p>
+        </w:tc>
+        <w:tc>
+          <w:tcPr>
+            <w:tcW w:type="dxa" w:w="1460"/>
+            <w:tcBorders>
+              <w:top w:val="single" w:sz="4" w:space="0" w:color="AAAAAA"/>
+              <w:left w:val="single" w:sz="4" w:space="0" w:color="AAAAAA"/>
+              <w:bottom w:val="single" w:sz="4" w:space="0" w:color="AAAAAA"/>
+              <w:right w:val="single" w:sz="4" w:space="0" w:color="AAAAAA"/>
+            </w:tcBorders>
+          </w:tcPr>
+          <w:p>
+            <w:r>
+              <w:rPr>
+                <w:rFonts w:ascii="Arial" w:hAnsi="Arial"/>
+                <w:b w:val="0"/>
+                <w:sz w:val="20"/>
+              </w:rPr>
+              <w:t>CR-MARKETING</w:t>
+            </w:r>
+          </w:p>
+        </w:tc>
+      </w:tr>
+      <w:tr>
+        <w:tc>
+          <w:tcPr>
+            <w:tcW w:type="dxa" w:w="2400"/>
+            <w:tcBorders>
+              <w:top w:val="single" w:sz="4" w:space="0" w:color="AAAAAA"/>
+              <w:left w:val="single" w:sz="4" w:space="0" w:color="AAAAAA"/>
+              <w:bottom w:val="single" w:sz="4" w:space="0" w:color="AAAAAA"/>
+              <w:right w:val="single" w:sz="4" w:space="0" w:color="AAAAAA"/>
+            </w:tcBorders>
+          </w:tcPr>
+          <w:p>
+            <w:r>
+              <w:rPr>
+                <w:rFonts w:ascii="Arial" w:hAnsi="Arial"/>
+                <w:b w:val="0"/>
+                <w:sz w:val="20"/>
+              </w:rPr>
+              <w:t>Marketing Campaign → Campaign Group</w:t>
+            </w:r>
+          </w:p>
+        </w:tc>
+        <w:tc>
+          <w:tcPr>
+            <w:tcW w:type="dxa" w:w="1500"/>
+            <w:tcBorders>
+              <w:top w:val="single" w:sz="4" w:space="0" w:color="AAAAAA"/>
+              <w:left w:val="single" w:sz="4" w:space="0" w:color="AAAAAA"/>
+              <w:bottom w:val="single" w:sz="4" w:space="0" w:color="AAAAAA"/>
+              <w:right w:val="single" w:sz="4" w:space="0" w:color="AAAAAA"/>
+            </w:tcBorders>
+          </w:tcPr>
+          <w:p>
+            <w:r>
+              <w:rPr>
+                <w:rFonts w:ascii="Arial" w:hAnsi="Arial"/>
+                <w:b w:val="0"/>
+                <w:sz w:val="20"/>
+              </w:rPr>
+              <w:t>Campaign Group</w:t>
+            </w:r>
+          </w:p>
+        </w:tc>
+        <w:tc>
+          <w:tcPr>
+            <w:tcW w:type="dxa" w:w="1300"/>
+            <w:tcBorders>
+              <w:top w:val="single" w:sz="4" w:space="0" w:color="AAAAAA"/>
+              <w:left w:val="single" w:sz="4" w:space="0" w:color="AAAAAA"/>
+              <w:bottom w:val="single" w:sz="4" w:space="0" w:color="AAAAAA"/>
+              <w:right w:val="single" w:sz="4" w:space="0" w:color="AAAAAA"/>
+            </w:tcBorders>
+          </w:tcPr>
+          <w:p>
+            <w:r>
+              <w:rPr>
+                <w:rFonts w:ascii="Arial" w:hAnsi="Arial"/>
+                <w:b w:val="0"/>
+                <w:sz w:val="20"/>
+              </w:rPr>
+              <w:t>manyToOne</w:t>
+            </w:r>
+          </w:p>
+        </w:tc>
+        <w:tc>
+          <w:tcPr>
+            <w:tcW w:type="dxa" w:w="2700"/>
+            <w:tcBorders>
+              <w:top w:val="single" w:sz="4" w:space="0" w:color="AAAAAA"/>
+              <w:left w:val="single" w:sz="4" w:space="0" w:color="AAAAAA"/>
+              <w:bottom w:val="single" w:sz="4" w:space="0" w:color="AAAAAA"/>
+              <w:right w:val="single" w:sz="4" w:space="0" w:color="AAAAAA"/>
+            </w:tcBorders>
+          </w:tcPr>
+          <w:p>
+            <w:r>
+              <w:rPr>
+                <w:rFonts w:ascii="Arial" w:hAnsi="Arial"/>
+                <w:b w:val="0"/>
+                <w:sz w:val="20"/>
+              </w:rPr>
+              <w:t>marketingCampaignGroup in CR-MarketingCampaign.yaml</w:t>
+            </w:r>
+          </w:p>
+        </w:tc>
+        <w:tc>
+          <w:tcPr>
+            <w:tcW w:type="dxa" w:w="1460"/>
+            <w:tcBorders>
+              <w:top w:val="single" w:sz="4" w:space="0" w:color="AAAAAA"/>
+              <w:left w:val="single" w:sz="4" w:space="0" w:color="AAAAAA"/>
+              <w:bottom w:val="single" w:sz="4" w:space="0" w:color="AAAAAA"/>
+              <w:right w:val="single" w:sz="4" w:space="0" w:color="AAAAAA"/>
+            </w:tcBorders>
+          </w:tcPr>
+          <w:p>
+            <w:r>
+              <w:rPr>
+                <w:rFonts w:ascii="Arial" w:hAnsi="Arial"/>
+                <w:b w:val="0"/>
+                <w:sz w:val="20"/>
+              </w:rPr>
+              <w:t>CR-MARKETING</w:t>
+            </w:r>
+          </w:p>
+        </w:tc>
+      </w:tr>
+      <w:tr>
+        <w:tc>
+          <w:tcPr>
+            <w:tcW w:type="dxa" w:w="2400"/>
+            <w:tcBorders>
+              <w:top w:val="single" w:sz="4" w:space="0" w:color="AAAAAA"/>
+              <w:left w:val="single" w:sz="4" w:space="0" w:color="AAAAAA"/>
+              <w:bottom w:val="single" w:sz="4" w:space="0" w:color="AAAAAA"/>
+              <w:right w:val="single" w:sz="4" w:space="0" w:color="AAAAAA"/>
+            </w:tcBorders>
+          </w:tcPr>
+          <w:p>
+            <w:r>
+              <w:rPr>
+                <w:rFonts w:ascii="Arial" w:hAnsi="Arial"/>
+                <w:b w:val="0"/>
+                <w:sz w:val="20"/>
+              </w:rPr>
+              <w:t>Campaign Engagement → Contact</w:t>
+            </w:r>
+          </w:p>
+        </w:tc>
+        <w:tc>
+          <w:tcPr>
+            <w:tcW w:type="dxa" w:w="1500"/>
+            <w:tcBorders>
+              <w:top w:val="single" w:sz="4" w:space="0" w:color="AAAAAA"/>
+              <w:left w:val="single" w:sz="4" w:space="0" w:color="AAAAAA"/>
+              <w:bottom w:val="single" w:sz="4" w:space="0" w:color="AAAAAA"/>
+              <w:right w:val="single" w:sz="4" w:space="0" w:color="AAAAAA"/>
+            </w:tcBorders>
+          </w:tcPr>
+          <w:p>
+            <w:r>
+              <w:rPr>
+                <w:rFonts w:ascii="Arial" w:hAnsi="Arial"/>
+                <w:b w:val="0"/>
+                <w:sz w:val="20"/>
+              </w:rPr>
+              <w:t>Contact</w:t>
+            </w:r>
+          </w:p>
+        </w:tc>
+        <w:tc>
+          <w:tcPr>
+            <w:tcW w:type="dxa" w:w="1300"/>
+            <w:tcBorders>
+              <w:top w:val="single" w:sz="4" w:space="0" w:color="AAAAAA"/>
+              <w:left w:val="single" w:sz="4" w:space="0" w:color="AAAAAA"/>
+              <w:bottom w:val="single" w:sz="4" w:space="0" w:color="AAAAAA"/>
+              <w:right w:val="single" w:sz="4" w:space="0" w:color="AAAAAA"/>
+            </w:tcBorders>
+          </w:tcPr>
+          <w:p>
+            <w:r>
+              <w:rPr>
+                <w:rFonts w:ascii="Arial" w:hAnsi="Arial"/>
+                <w:b w:val="0"/>
+                <w:sz w:val="20"/>
+              </w:rPr>
+              <w:t>manyToOne</w:t>
+            </w:r>
+          </w:p>
+        </w:tc>
+        <w:tc>
+          <w:tcPr>
+            <w:tcW w:type="dxa" w:w="2700"/>
+            <w:tcBorders>
+              <w:top w:val="single" w:sz="4" w:space="0" w:color="AAAAAA"/>
+              <w:left w:val="single" w:sz="4" w:space="0" w:color="AAAAAA"/>
+              <w:bottom w:val="single" w:sz="4" w:space="0" w:color="AAAAAA"/>
+              <w:right w:val="single" w:sz="4" w:space="0" w:color="AAAAAA"/>
+            </w:tcBorders>
+          </w:tcPr>
+          <w:p>
+            <w:r>
+              <w:rPr>
+                <w:rFonts w:ascii="Arial" w:hAnsi="Arial"/>
+                <w:b w:val="0"/>
+                <w:sz w:val="20"/>
+              </w:rPr>
+              <w:t>campaignEngagementContact in CR-CampaignEngagement.yaml</w:t>
+            </w:r>
+          </w:p>
+        </w:tc>
+        <w:tc>
+          <w:tcPr>
+            <w:tcW w:type="dxa" w:w="1460"/>
+            <w:tcBorders>
+              <w:top w:val="single" w:sz="4" w:space="0" w:color="AAAAAA"/>
+              <w:left w:val="single" w:sz="4" w:space="0" w:color="AAAAAA"/>
+              <w:bottom w:val="single" w:sz="4" w:space="0" w:color="AAAAAA"/>
+              <w:right w:val="single" w:sz="4" w:space="0" w:color="AAAAAA"/>
+            </w:tcBorders>
+          </w:tcPr>
+          <w:p>
+            <w:r>
+              <w:rPr>
+                <w:rFonts w:ascii="Arial" w:hAnsi="Arial"/>
+                <w:b w:val="0"/>
+                <w:sz w:val="20"/>
+              </w:rPr>
+              <w:t>CR-MARKETING</w:t>
+            </w:r>
+          </w:p>
+        </w:tc>
+      </w:tr>
+      <w:tr>
+        <w:tc>
+          <w:tcPr>
+            <w:tcW w:type="dxa" w:w="2400"/>
+            <w:tcBorders>
+              <w:top w:val="single" w:sz="4" w:space="0" w:color="AAAAAA"/>
+              <w:left w:val="single" w:sz="4" w:space="0" w:color="AAAAAA"/>
+              <w:bottom w:val="single" w:sz="4" w:space="0" w:color="AAAAAA"/>
+              <w:right w:val="single" w:sz="4" w:space="0" w:color="AAAAAA"/>
+            </w:tcBorders>
+          </w:tcPr>
+          <w:p>
+            <w:r>
+              <w:rPr>
+                <w:rFonts w:ascii="Arial" w:hAnsi="Arial"/>
+                <w:b w:val="0"/>
+                <w:sz w:val="20"/>
+              </w:rPr>
+              <w:t>Campaign Engagement → Marketing Campaign</w:t>
+            </w:r>
+          </w:p>
+        </w:tc>
+        <w:tc>
+          <w:tcPr>
+            <w:tcW w:type="dxa" w:w="1500"/>
+            <w:tcBorders>
+              <w:top w:val="single" w:sz="4" w:space="0" w:color="AAAAAA"/>
+              <w:left w:val="single" w:sz="4" w:space="0" w:color="AAAAAA"/>
+              <w:bottom w:val="single" w:sz="4" w:space="0" w:color="AAAAAA"/>
+              <w:right w:val="single" w:sz="4" w:space="0" w:color="AAAAAA"/>
+            </w:tcBorders>
+          </w:tcPr>
+          <w:p>
+            <w:r>
+              <w:rPr>
+                <w:rFonts w:ascii="Arial" w:hAnsi="Arial"/>
+                <w:b w:val="0"/>
+                <w:sz w:val="20"/>
+              </w:rPr>
+              <w:t>Marketing Campaign</w:t>
+            </w:r>
+          </w:p>
+        </w:tc>
+        <w:tc>
+          <w:tcPr>
+            <w:tcW w:type="dxa" w:w="1300"/>
+            <w:tcBorders>
+              <w:top w:val="single" w:sz="4" w:space="0" w:color="AAAAAA"/>
+              <w:left w:val="single" w:sz="4" w:space="0" w:color="AAAAAA"/>
+              <w:bottom w:val="single" w:sz="4" w:space="0" w:color="AAAAAA"/>
+              <w:right w:val="single" w:sz="4" w:space="0" w:color="AAAAAA"/>
+            </w:tcBorders>
+          </w:tcPr>
+          <w:p>
+            <w:r>
+              <w:rPr>
+                <w:rFonts w:ascii="Arial" w:hAnsi="Arial"/>
+                <w:b w:val="0"/>
+                <w:sz w:val="20"/>
+              </w:rPr>
+              <w:t>manyToOne</w:t>
+            </w:r>
+          </w:p>
+        </w:tc>
+        <w:tc>
+          <w:tcPr>
+            <w:tcW w:type="dxa" w:w="2700"/>
+            <w:tcBorders>
+              <w:top w:val="single" w:sz="4" w:space="0" w:color="AAAAAA"/>
+              <w:left w:val="single" w:sz="4" w:space="0" w:color="AAAAAA"/>
+              <w:bottom w:val="single" w:sz="4" w:space="0" w:color="AAAAAA"/>
+              <w:right w:val="single" w:sz="4" w:space="0" w:color="AAAAAA"/>
+            </w:tcBorders>
+          </w:tcPr>
+          <w:p>
+            <w:r>
+              <w:rPr>
+                <w:rFonts w:ascii="Arial" w:hAnsi="Arial"/>
+                <w:b w:val="0"/>
+                <w:sz w:val="20"/>
+              </w:rPr>
+              <w:t>campaignEngagementCampaign in CR-CampaignEngagement.yaml</w:t>
+            </w:r>
+          </w:p>
+        </w:tc>
+        <w:tc>
+          <w:tcPr>
+            <w:tcW w:type="dxa" w:w="1460"/>
+            <w:tcBorders>
+              <w:top w:val="single" w:sz="4" w:space="0" w:color="AAAAAA"/>
+              <w:left w:val="single" w:sz="4" w:space="0" w:color="AAAAAA"/>
+              <w:bottom w:val="single" w:sz="4" w:space="0" w:color="AAAAAA"/>
+              <w:right w:val="single" w:sz="4" w:space="0" w:color="AAAAAA"/>
+            </w:tcBorders>
+          </w:tcPr>
+          <w:p>
+            <w:r>
+              <w:rPr>
+                <w:rFonts w:ascii="Arial" w:hAnsi="Arial"/>
+                <w:b w:val="0"/>
+                <w:sz w:val="20"/>
+              </w:rPr>
+              <w:t>CR-MARKETING</w:t>
+            </w:r>
+          </w:p>
+        </w:tc>
+      </w:tr>
+      <w:tr>
+        <w:tc>
+          <w:tcPr>
+            <w:tcW w:type="dxa" w:w="2400"/>
+            <w:tcBorders>
+              <w:top w:val="single" w:sz="4" w:space="0" w:color="AAAAAA"/>
+              <w:left w:val="single" w:sz="4" w:space="0" w:color="AAAAAA"/>
+              <w:bottom w:val="single" w:sz="4" w:space="0" w:color="AAAAAA"/>
+              <w:right w:val="single" w:sz="4" w:space="0" w:color="AAAAAA"/>
+            </w:tcBorders>
+          </w:tcPr>
+          <w:p>
+            <w:r>
+              <w:rPr>
+                <w:rFonts w:ascii="Arial" w:hAnsi="Arial"/>
+                <w:b w:val="0"/>
+                <w:sz w:val="20"/>
+              </w:rPr>
+              <w:t>Segment ↔ Contact (Member Contacts)</w:t>
+            </w:r>
+          </w:p>
+        </w:tc>
+        <w:tc>
+          <w:tcPr>
+            <w:tcW w:type="dxa" w:w="1500"/>
+            <w:tcBorders>
+              <w:top w:val="single" w:sz="4" w:space="0" w:color="AAAAAA"/>
+              <w:left w:val="single" w:sz="4" w:space="0" w:color="AAAAAA"/>
+              <w:bottom w:val="single" w:sz="4" w:space="0" w:color="AAAAAA"/>
+              <w:right w:val="single" w:sz="4" w:space="0" w:color="AAAAAA"/>
+            </w:tcBorders>
+          </w:tcPr>
+          <w:p>
+            <w:r>
+              <w:rPr>
+                <w:rFonts w:ascii="Arial" w:hAnsi="Arial"/>
+                <w:b w:val="0"/>
+                <w:sz w:val="20"/>
+              </w:rPr>
+              <w:t>Contact</w:t>
+            </w:r>
+          </w:p>
+        </w:tc>
+        <w:tc>
+          <w:tcPr>
+            <w:tcW w:type="dxa" w:w="1300"/>
+            <w:tcBorders>
+              <w:top w:val="single" w:sz="4" w:space="0" w:color="AAAAAA"/>
+              <w:left w:val="single" w:sz="4" w:space="0" w:color="AAAAAA"/>
+              <w:bottom w:val="single" w:sz="4" w:space="0" w:color="AAAAAA"/>
+              <w:right w:val="single" w:sz="4" w:space="0" w:color="AAAAAA"/>
+            </w:tcBorders>
+          </w:tcPr>
+          <w:p>
+            <w:r>
+              <w:rPr>
+                <w:rFonts w:ascii="Arial" w:hAnsi="Arial"/>
+                <w:b w:val="0"/>
+                <w:sz w:val="20"/>
+              </w:rPr>
+              <w:t>manyToMany</w:t>
+            </w:r>
+          </w:p>
+        </w:tc>
+        <w:tc>
+          <w:tcPr>
+            <w:tcW w:type="dxa" w:w="2700"/>
+            <w:tcBorders>
+              <w:top w:val="single" w:sz="4" w:space="0" w:color="AAAAAA"/>
+              <w:left w:val="single" w:sz="4" w:space="0" w:color="AAAAAA"/>
+              <w:bottom w:val="single" w:sz="4" w:space="0" w:color="AAAAAA"/>
+              <w:right w:val="single" w:sz="4" w:space="0" w:color="AAAAAA"/>
+            </w:tcBorders>
+          </w:tcPr>
+          <w:p>
+            <w:r>
+              <w:rPr>
+                <w:rFonts w:ascii="Arial" w:hAnsi="Arial"/>
+                <w:b w:val="0"/>
+                <w:sz w:val="20"/>
+              </w:rPr>
+              <w:t>segmentMembers in CR-Segment.yaml</w:t>
+            </w:r>
+          </w:p>
+        </w:tc>
+        <w:tc>
+          <w:tcPr>
+            <w:tcW w:type="dxa" w:w="1460"/>
+            <w:tcBorders>
+              <w:top w:val="single" w:sz="4" w:space="0" w:color="AAAAAA"/>
+              <w:left w:val="single" w:sz="4" w:space="0" w:color="AAAAAA"/>
+              <w:bottom w:val="single" w:sz="4" w:space="0" w:color="AAAAAA"/>
+              <w:right w:val="single" w:sz="4" w:space="0" w:color="AAAAAA"/>
+            </w:tcBorders>
+          </w:tcPr>
+          <w:p>
+            <w:r>
+              <w:rPr>
+                <w:rFonts w:ascii="Arial" w:hAnsi="Arial"/>
+                <w:b w:val="0"/>
+                <w:sz w:val="20"/>
+              </w:rPr>
+              <w:t>CR-MARKETING (Static segments only)</w:t>
+            </w:r>
+          </w:p>
+        </w:tc>
+      </w:tr>
+      <w:tr>
+        <w:tc>
+          <w:tcPr>
+            <w:tcW w:type="dxa" w:w="2400"/>
+            <w:tcBorders>
+              <w:top w:val="single" w:sz="4" w:space="0" w:color="AAAAAA"/>
+              <w:left w:val="single" w:sz="4" w:space="0" w:color="AAAAAA"/>
+              <w:bottom w:val="single" w:sz="4" w:space="0" w:color="AAAAAA"/>
+              <w:right w:val="single" w:sz="4" w:space="0" w:color="AAAAAA"/>
+            </w:tcBorders>
+          </w:tcPr>
+          <w:p>
+            <w:r>
+              <w:rPr>
+                <w:rFonts w:ascii="Arial" w:hAnsi="Arial"/>
+                <w:b w:val="0"/>
+                <w:sz w:val="20"/>
+              </w:rPr>
+              <w:t>Segment → User (Owner)</w:t>
+            </w:r>
+          </w:p>
+        </w:tc>
+        <w:tc>
+          <w:tcPr>
+            <w:tcW w:type="dxa" w:w="1500"/>
+            <w:tcBorders>
+              <w:top w:val="single" w:sz="4" w:space="0" w:color="AAAAAA"/>
+              <w:left w:val="single" w:sz="4" w:space="0" w:color="AAAAAA"/>
+              <w:bottom w:val="single" w:sz="4" w:space="0" w:color="AAAAAA"/>
+              <w:right w:val="single" w:sz="4" w:space="0" w:color="AAAAAA"/>
+            </w:tcBorders>
+          </w:tcPr>
+          <w:p>
+            <w:r>
+              <w:rPr>
+                <w:rFonts w:ascii="Arial" w:hAnsi="Arial"/>
+                <w:b w:val="0"/>
+                <w:sz w:val="20"/>
+              </w:rPr>
+              <w:t>User</w:t>
+            </w:r>
+          </w:p>
+        </w:tc>
+        <w:tc>
+          <w:tcPr>
+            <w:tcW w:type="dxa" w:w="1300"/>
+            <w:tcBorders>
+              <w:top w:val="single" w:sz="4" w:space="0" w:color="AAAAAA"/>
+              <w:left w:val="single" w:sz="4" w:space="0" w:color="AAAAAA"/>
+              <w:bottom w:val="single" w:sz="4" w:space="0" w:color="AAAAAA"/>
+              <w:right w:val="single" w:sz="4" w:space="0" w:color="AAAAAA"/>
+            </w:tcBorders>
+          </w:tcPr>
+          <w:p>
+            <w:r>
+              <w:rPr>
+                <w:rFonts w:ascii="Arial" w:hAnsi="Arial"/>
+                <w:b w:val="0"/>
+                <w:sz w:val="20"/>
+              </w:rPr>
+              <w:t>manyToOne</w:t>
+            </w:r>
+          </w:p>
+        </w:tc>
+        <w:tc>
+          <w:tcPr>
+            <w:tcW w:type="dxa" w:w="2700"/>
+            <w:tcBorders>
+              <w:top w:val="single" w:sz="4" w:space="0" w:color="AAAAAA"/>
+              <w:left w:val="single" w:sz="4" w:space="0" w:color="AAAAAA"/>
+              <w:bottom w:val="single" w:sz="4" w:space="0" w:color="AAAAAA"/>
+              <w:right w:val="single" w:sz="4" w:space="0" w:color="AAAAAA"/>
+            </w:tcBorders>
+          </w:tcPr>
+          <w:p>
+            <w:r>
+              <w:rPr>
+                <w:rFonts w:ascii="Arial" w:hAnsi="Arial"/>
+                <w:b w:val="0"/>
+                <w:sz w:val="20"/>
+              </w:rPr>
+              <w:t>segmentOwner in CR-Segment.yaml</w:t>
+            </w:r>
+          </w:p>
+        </w:tc>
+        <w:tc>
+          <w:tcPr>
+            <w:tcW w:type="dxa" w:w="1460"/>
+            <w:tcBorders>
+              <w:top w:val="single" w:sz="4" w:space="0" w:color="AAAAAA"/>
+              <w:left w:val="single" w:sz="4" w:space="0" w:color="AAAAAA"/>
+              <w:bottom w:val="single" w:sz="4" w:space="0" w:color="AAAAAA"/>
+              <w:right w:val="single" w:sz="4" w:space="0" w:color="AAAAAA"/>
+            </w:tcBorders>
+          </w:tcPr>
+          <w:p>
+            <w:r>
+              <w:rPr>
+                <w:rFonts w:ascii="Arial" w:hAnsi="Arial"/>
+                <w:b w:val="0"/>
+                <w:sz w:val="20"/>
+              </w:rPr>
+              <w:t>CR-MARKETING</w:t>
+            </w:r>
+          </w:p>
+        </w:tc>
+      </w:tr>
+    </w:tbl>
+    <w:p>
+      <w:pPr>
+        <w:spacing w:after="120"/>
+      </w:pPr>
+      <w:r>
+        <w:rPr>
+          <w:rFonts w:ascii="Arial" w:hAnsi="Arial"/>
+          <w:b/>
+          <w:sz w:val="22"/>
+        </w:rPr>
+        <w:t xml:space="preserve">Note on the Account ↔ Contact relationship: </w:t>
+      </w:r>
+      <w:r>
+        <w:rPr>
+          <w:rFonts w:ascii="Arial" w:hAnsi="Arial"/>
+          <w:b w:val="0"/>
+          <w:sz w:val="22"/>
+        </w:rPr>
+        <w:t>This relationship is provided natively by the underlying platform's Person/Company entity types and requires no YAML declaration. The Account-Contact relationship is shared across all four CBM domains (MN, MR, CR, FU) and across all four CR sub-domains. Per-domain customizations (e.g., the primaryContact boolean on the relationship middle table) are documented in MN's Domain PRD and in MANUAL-CONFIG.</w:t>
+      </w:r>
+    </w:p>
+    <w:p>
+      <w:pPr>
+        <w:spacing w:after="120"/>
+      </w:pPr>
+      <w:r>
+        <w:rPr>
+          <w:rFonts w:ascii="Arial" w:hAnsi="Arial"/>
+          <w:b/>
+          <w:sz w:val="22"/>
+        </w:rPr>
+        <w:t xml:space="preserve">Note on the Engagement → Account (Referring Partner) relationship: </w:t>
+      </w:r>
+      <w:r>
+        <w:rPr>
+          <w:rFonts w:ascii="Arial" w:hAnsi="Arial"/>
+          <w:b w:val="0"/>
+          <w:sz w:val="22"/>
+        </w:rPr>
+        <w:t>This relationship is declared on the Mentoring (MN) domain side, in MN-Engagement.yaml as engagementReferringPartner, but it is the structural foundation of the CR-PARTNER referral attribution model. The relationship is set primarily by the assigned mentor after the first session, with a Partner Coordinator exception write path. CR-PARTNER processes (specifically referral monitoring and quarterly partner analytics) consume this relationship even though it is not declared in CR YAMLs. See Engagement Entity PRD v1.3 Section 3.7 and Mentoring Domain PRD v1.1 Section 4 for the originating declaration.</w:t>
+      </w:r>
+    </w:p>
+    <w:p>
+      <w:pPr>
+        <w:spacing w:after="120"/>
+      </w:pPr>
+      <w:r>
+        <w:rPr>
+          <w:rFonts w:ascii="Arial" w:hAnsi="Arial"/>
+          <w:b/>
+          <w:sz w:val="22"/>
+        </w:rPr>
+        <w:t xml:space="preserve">Note on the Segment → User (Owner) relationship: </w:t>
+      </w:r>
+      <w:r>
+        <w:rPr>
+          <w:rFonts w:ascii="Arial" w:hAnsi="Arial"/>
+          <w:b w:val="0"/>
+          <w:sz w:val="22"/>
+        </w:rPr>
+        <w:t>This relationship targets the User entity (the CRM operator account, not a Contact record). Per Segment Entity PRD v1.0 Implementation Note 4 it is distinct from the native assignedUser link and supports per-segment ownership semantics for CR-MARKETING segmentation work. Listed here for completeness; the User entity is not otherwise documented in the CR Domain PRD's Section 4 entity tables.</w:t>
+      </w:r>
+    </w:p>
+    <w:p>
+      <w:pPr>
+        <w:pStyle w:val="Heading2"/>
+      </w:pPr>
+      <w:r>
         <w:t>4.1 Contact Entity</w:t>
       </w:r>
     </w:p>
@@ -24474,6 +26294,92 @@
                 <w:sz w:val="20"/>
               </w:rPr>
               <w:t>v1.1 Carry-Forward</w:t>
+            </w:r>
+          </w:p>
+        </w:tc>
+      </w:tr>
+      <w:tr>
+        <w:tc>
+          <w:tcPr>
+            <w:tcW w:type="dxa" w:w="2340"/>
+            <w:tcBorders>
+              <w:top w:val="single" w:sz="4" w:space="0" w:color="AAAAAA"/>
+              <w:left w:val="single" w:sz="4" w:space="0" w:color="AAAAAA"/>
+              <w:bottom w:val="single" w:sz="4" w:space="0" w:color="AAAAAA"/>
+              <w:right w:val="single" w:sz="4" w:space="0" w:color="AAAAAA"/>
+            </w:tcBorders>
+          </w:tcPr>
+          <w:p>
+            <w:r>
+              <w:rPr>
+                <w:rFonts w:ascii="Arial" w:hAnsi="Arial"/>
+                <w:b w:val="0"/>
+                <w:sz w:val="20"/>
+              </w:rPr>
+              <w:t>CR-RECON-DEC-004</w:t>
+            </w:r>
+          </w:p>
+        </w:tc>
+        <w:tc>
+          <w:tcPr>
+            <w:tcW w:type="dxa" w:w="2340"/>
+            <w:tcBorders>
+              <w:top w:val="single" w:sz="4" w:space="0" w:color="AAAAAA"/>
+              <w:left w:val="single" w:sz="4" w:space="0" w:color="AAAAAA"/>
+              <w:bottom w:val="single" w:sz="4" w:space="0" w:color="AAAAAA"/>
+              <w:right w:val="single" w:sz="4" w:space="0" w:color="AAAAAA"/>
+            </w:tcBorders>
+          </w:tcPr>
+          <w:p>
+            <w:r>
+              <w:rPr>
+                <w:rFonts w:ascii="Arial" w:hAnsi="Arial"/>
+                <w:b w:val="0"/>
+                <w:sz w:val="20"/>
+              </w:rPr>
+              <w:t>Section 4 of the Domain PRD now opens with a consolidated Entity Relationships sub-section enumerating every CR-domain-relevant relationship in a single table, spanning all four CR sub-domains (CR-PARTNER, CR-MARKETING, CR-EVENTS, CR-REACTIVATE), structurally parallel to the per-entity Relationships sub-sections in the Entity PRDs.</w:t>
+            </w:r>
+          </w:p>
+        </w:tc>
+        <w:tc>
+          <w:tcPr>
+            <w:tcW w:type="dxa" w:w="2340"/>
+            <w:tcBorders>
+              <w:top w:val="single" w:sz="4" w:space="0" w:color="AAAAAA"/>
+              <w:left w:val="single" w:sz="4" w:space="0" w:color="AAAAAA"/>
+              <w:bottom w:val="single" w:sz="4" w:space="0" w:color="AAAAAA"/>
+              <w:right w:val="single" w:sz="4" w:space="0" w:color="AAAAAA"/>
+            </w:tcBorders>
+          </w:tcPr>
+          <w:p>
+            <w:r>
+              <w:rPr>
+                <w:rFonts w:ascii="Arial" w:hAnsi="Arial"/>
+                <w:b w:val="0"/>
+                <w:sz w:val="20"/>
+              </w:rPr>
+              <w:t>Brings the Domain PRD into alignment with methodology guide v1.6 (Phase 7 Domain Reconciliation Guide). Source precedent: CBM-Domain-PRD-Mentoring v1.1 (05-05-26).</w:t>
+            </w:r>
+          </w:p>
+        </w:tc>
+        <w:tc>
+          <w:tcPr>
+            <w:tcW w:type="dxa" w:w="2340"/>
+            <w:tcBorders>
+              <w:top w:val="single" w:sz="4" w:space="0" w:color="AAAAAA"/>
+              <w:left w:val="single" w:sz="4" w:space="0" w:color="AAAAAA"/>
+              <w:bottom w:val="single" w:sz="4" w:space="0" w:color="AAAAAA"/>
+              <w:right w:val="single" w:sz="4" w:space="0" w:color="AAAAAA"/>
+            </w:tcBorders>
+          </w:tcPr>
+          <w:p>
+            <w:r>
+              <w:rPr>
+                <w:rFonts w:ascii="Arial" w:hAnsi="Arial"/>
+                <w:b w:val="0"/>
+                <w:sz w:val="20"/>
+              </w:rPr>
+              <w:t>Reconciliation v1.3</w:t>
             </w:r>
           </w:p>
         </w:tc>
@@ -27046,6 +28952,71 @@
                 <w:sz w:val="20"/>
               </w:rPr>
               <w:t>MR Phase 9 follow-up carry-forward (MR-Y9-EXC-005). The howDidYouHearAboutCbm enum changed from a 10-value list to an 8-value list. Section 4.1.1 Shared Fields paragraph rewritten with the 8-value list, revised channel rollup (Partner Referral → CR-PARTNER; Workshop or Event → CR-EVENTS; CBM Email, Social Media, Search Engine, News or Media → CR-MARKETING; Personal Referral, Other → organic/unattributed), reactivation-via-Campaign-tracking note, and MR-Y9-EXC-005 supersession reference. Section 4.7 Conversion Attribution rewritten to use Campaign Engagement records where Campaign.channel = Reactivation. Section 4.8 Report 3 and CR-REACTIVATE-OUTREACH-REQ-024 rewritten to identify converting Contacts via Campaign Engagement within configurable look-back joined to Account.applicantSince; howDidYouHearAboutCbm column removed. Section 4.10 narrative and CR-MARKETING-CAMPAIGNS-REQ-013 updated from “= Email Marketing” to “= CBM Email.” Five 10-value → 8-value language updates applied across the document. Upstream version references bumped: Entity Inventory v1.4 → v1.5, Contact Entity PRD v1.5 → v1.6, Account Entity PRD v1.5 → v1.6, CR Domain Overview v1.2 → v1.3, CR-MARKETING SDO v1.2 → v1.3. CR-DEC-024 added to Section 5 recording the supersession.</w:t>
+            </w:r>
+          </w:p>
+        </w:tc>
+      </w:tr>
+      <w:tr>
+        <w:tc>
+          <w:tcPr>
+            <w:tcW w:type="dxa" w:w="1400"/>
+            <w:tcBorders>
+              <w:top w:val="single" w:sz="4" w:space="0" w:color="AAAAAA"/>
+              <w:left w:val="single" w:sz="4" w:space="0" w:color="AAAAAA"/>
+              <w:bottom w:val="single" w:sz="4" w:space="0" w:color="AAAAAA"/>
+              <w:right w:val="single" w:sz="4" w:space="0" w:color="AAAAAA"/>
+            </w:tcBorders>
+          </w:tcPr>
+          <w:p>
+            <w:r>
+              <w:rPr>
+                <w:rFonts w:ascii="Arial" w:hAnsi="Arial"/>
+                <w:b w:val="0"/>
+                <w:sz w:val="20"/>
+              </w:rPr>
+              <w:t>1.3</w:t>
+            </w:r>
+          </w:p>
+        </w:tc>
+        <w:tc>
+          <w:tcPr>
+            <w:tcW w:type="dxa" w:w="1800"/>
+            <w:tcBorders>
+              <w:top w:val="single" w:sz="4" w:space="0" w:color="AAAAAA"/>
+              <w:left w:val="single" w:sz="4" w:space="0" w:color="AAAAAA"/>
+              <w:bottom w:val="single" w:sz="4" w:space="0" w:color="AAAAAA"/>
+              <w:right w:val="single" w:sz="4" w:space="0" w:color="AAAAAA"/>
+            </w:tcBorders>
+          </w:tcPr>
+          <w:p>
+            <w:r>
+              <w:rPr>
+                <w:rFonts w:ascii="Arial" w:hAnsi="Arial"/>
+                <w:b w:val="0"/>
+                <w:sz w:val="20"/>
+              </w:rPr>
+              <w:t>05-05-26 17:55</w:t>
+            </w:r>
+          </w:p>
+        </w:tc>
+        <w:tc>
+          <w:tcPr>
+            <w:tcW w:type="dxa" w:w="6160"/>
+            <w:tcBorders>
+              <w:top w:val="single" w:sz="4" w:space="0" w:color="AAAAAA"/>
+              <w:left w:val="single" w:sz="4" w:space="0" w:color="AAAAAA"/>
+              <w:bottom w:val="single" w:sz="4" w:space="0" w:color="AAAAAA"/>
+              <w:right w:val="single" w:sz="4" w:space="0" w:color="AAAAAA"/>
+            </w:tcBorders>
+          </w:tcPr>
+          <w:p>
+            <w:r>
+              <w:rPr>
+                <w:rFonts w:ascii="Arial" w:hAnsi="Arial"/>
+                <w:b w:val="0"/>
+                <w:sz w:val="20"/>
+              </w:rPr>
+              <w:t>Section 4 propagation per methodology guide v1.6 (Domain PRD Entity Relationships sub-section convention). Section 4 now opens with a consolidated Entity Relationships sub-section enumerating 15 CR-domain-relevant relationships in a single table across all four CR sub-domains (CR-PARTNER, CR-MARKETING, CR-EVENTS, CR-REACTIVATE), structurally parallel to the per-entity Relationships sub-sections in the Entity PRDs. Three explanatory notes added covering the native Account ↔ Contact relationship, the cross-domain Engagement → Account (Referring Partner) relationship declared on MN entities but consumed by CR-PARTNER, and the Segment → User (Owner) relationship targeting the CRM operator entity. New Decisions Made entry CR-RECON-DEC-004 records the rationale. Status remains Approved — Phase 8 Stakeholder Review complete (05-01-26); structural sub-section addition v1.3 (05-05-26) does not require re-review per the established Approved-document handling pattern (parallel to the v1.1 → v1.2 geographicServiceArea update on 04-30-26). Source precedent: CBM-Domain-PRD-Mentoring v1.1 (05-05-26).</w:t>
             </w:r>
           </w:p>
         </w:tc>
